--- a/html/tiffanytimbric/Tiffany_Timbric-resume.docx
+++ b/html/tiffanytimbric/Tiffany_Timbric-resume.docx
@@ -45,7 +45,17 @@
           <w:sz w:val="20"/>
           <w:szCs w:val="20"/>
         </w:rPr>
-        <w:t>Broomfield, Colorado 80023</w:t>
+        <w:t>Westminster</w:t>
+      </w:r>
+      <w:r>
+        <w:rPr>
+          <w:rFonts w:cs="Calibri" w:ascii="Helvetica Neue" w:hAnsi="Helvetica Neue"/>
+          <w:b/>
+          <w:bCs/>
+          <w:sz w:val="20"/>
+          <w:szCs w:val="20"/>
+        </w:rPr>
+        <w:t>, Colorado 80023</w:t>
       </w:r>
     </w:p>
     <w:p>
@@ -147,7 +157,39 @@
           <w:sz w:val="20"/>
           <w:szCs w:val="20"/>
         </w:rPr>
-        <w:t>Java, Kotlin, Scala, Bash + Linux (Postman, Curl, jq, tmux), Spring Boot (REST, JSON), AWS (S3, SQS, Lambda, Pipelines, EC2), Reactive eXtensions (RxJava), Bulkheads (Hystrix), JEE Design Patterns, Microservices, ETL, SQL (Oracle, PostgreSQL, Maria/MySQL), NoSQL (Cassandra, Mongo</w:t>
+        <w:t xml:space="preserve">Java </w:t>
+      </w:r>
+      <w:r>
+        <w:rPr>
+          <w:rFonts w:cs="Calibri" w:ascii="Helvetica Neue" w:hAnsi="Helvetica Neue"/>
+          <w:sz w:val="20"/>
+          <w:szCs w:val="20"/>
+        </w:rPr>
+        <w:t>[30 yrs]</w:t>
+      </w:r>
+      <w:r>
+        <w:rPr>
+          <w:rFonts w:cs="Calibri" w:ascii="Helvetica Neue" w:hAnsi="Helvetica Neue"/>
+          <w:sz w:val="20"/>
+          <w:szCs w:val="20"/>
+        </w:rPr>
+        <w:t xml:space="preserve">, Kotlin, Scala, Bash + Linux (Postman, Curl, jq, tmux), Spring Boot (REST, JSON), AWS </w:t>
+      </w:r>
+      <w:r>
+        <w:rPr>
+          <w:rFonts w:cs="Calibri" w:ascii="Helvetica Neue" w:hAnsi="Helvetica Neue"/>
+          <w:sz w:val="20"/>
+          <w:szCs w:val="20"/>
+        </w:rPr>
+        <w:t>[15 yrs]</w:t>
+      </w:r>
+      <w:r>
+        <w:rPr>
+          <w:rFonts w:cs="Calibri" w:ascii="Helvetica Neue" w:hAnsi="Helvetica Neue"/>
+          <w:sz w:val="20"/>
+          <w:szCs w:val="20"/>
+        </w:rPr>
+        <w:t xml:space="preserve"> (S3, SQS, Lambda, Pipelines, EC2), Reactive eXtensions (RxJava), Bulkheads (Hystrix), JEE Design Patterns, Microservices, ETL, SQL (Oracle, PostgreSQL, Maria/MySQL), NoSQL (Cassandra, Mongo</w:t>
       </w:r>
       <w:r>
         <w:rPr>
@@ -195,7 +237,23 @@
           <w:sz w:val="20"/>
           <w:szCs w:val="20"/>
         </w:rPr>
-        <w:t>, Finagle, Wireshark, RMI, CORBA), Git, BDD, DDD, GitHub, Bitbucket, Nexus, Artifactory, Multi-factor Auth (OAUTH), Single Sign On, OSGi, Jenkins, Bamboo, Atlassian Tools, …</w:t>
+        <w:t xml:space="preserve">, Finagle, Wireshark, RMI, CORBA), Git, BDD, DDD, GitHub, Bitbucket, Nexus, Artifactory, Multi-factor Auth (OAUTH), Single Sign On, OSGi, </w:t>
+      </w:r>
+      <w:r>
+        <w:rPr>
+          <w:rFonts w:cs="Calibri" w:ascii="Helvetica Neue" w:hAnsi="Helvetica Neue"/>
+          <w:sz w:val="20"/>
+          <w:szCs w:val="20"/>
+        </w:rPr>
+        <w:t>Gitlab</w:t>
+      </w:r>
+      <w:r>
+        <w:rPr>
+          <w:rFonts w:cs="Calibri" w:ascii="Helvetica Neue" w:hAnsi="Helvetica Neue"/>
+          <w:sz w:val="20"/>
+          <w:szCs w:val="20"/>
+        </w:rPr>
+        <w:t>, Jenkins, Bamboo, Atlassian Tools, …</w:t>
       </w:r>
     </w:p>
     <w:p>
@@ -2556,7 +2614,7 @@
           <w:sz w:val="20"/>
           <w:szCs w:val="20"/>
         </w:rPr>
-        <w:t>Software Engineer,</w:t>
+        <w:t>Software Engineer</w:t>
       </w:r>
     </w:p>
     <w:p>
@@ -2719,7 +2777,7 @@
           <w:sz w:val="20"/>
           <w:szCs w:val="20"/>
         </w:rPr>
-        <w:t>Software Engineer,</w:t>
+        <w:t>Software Engineer</w:t>
       </w:r>
     </w:p>
     <w:p>
@@ -4033,14 +4091,6 @@
           <w:szCs w:val="20"/>
         </w:rPr>
         <w:t>Java Consulting</w:t>
-      </w:r>
-      <w:r>
-        <w:rPr>
-          <w:rFonts w:cs="Calibri" w:ascii="Helvetica Neue" w:hAnsi="Helvetica Neue"/>
-          <w:sz w:val="20"/>
-          <w:szCs w:val="20"/>
-        </w:rPr>
-        <w:t>,</w:t>
       </w:r>
     </w:p>
     <w:p>
@@ -7598,37 +7648,37 @@
         <a:srgbClr val="000000"/>
       </a:dk1>
       <a:lt1>
-        <a:srgbClr val="ffffff"/>
+        <a:srgbClr val="FFFFFF"/>
       </a:lt1>
       <a:dk2>
-        <a:srgbClr val="0e2841"/>
+        <a:srgbClr val="0E2841"/>
       </a:dk2>
       <a:lt2>
-        <a:srgbClr val="e8e8e8"/>
+        <a:srgbClr val="E8E8E8"/>
       </a:lt2>
       <a:accent1>
         <a:srgbClr val="156082"/>
       </a:accent1>
       <a:accent2>
-        <a:srgbClr val="e97132"/>
+        <a:srgbClr val="E97132"/>
       </a:accent2>
       <a:accent3>
-        <a:srgbClr val="196b24"/>
+        <a:srgbClr val="196B24"/>
       </a:accent3>
       <a:accent4>
-        <a:srgbClr val="0f9ed5"/>
+        <a:srgbClr val="0F9ED5"/>
       </a:accent4>
       <a:accent5>
-        <a:srgbClr val="a02b93"/>
+        <a:srgbClr val="A02B93"/>
       </a:accent5>
       <a:accent6>
-        <a:srgbClr val="4ea72e"/>
+        <a:srgbClr val="4EA72E"/>
       </a:accent6>
       <a:hlink>
         <a:srgbClr val="467886"/>
       </a:hlink>
       <a:folHlink>
-        <a:srgbClr val="96607d"/>
+        <a:srgbClr val="96607D"/>
       </a:folHlink>
     </a:clrScheme>
     <a:fontScheme name="Office">

--- a/html/tiffanytimbric/Tiffany_Timbric-resume.docx
+++ b/html/tiffanytimbric/Tiffany_Timbric-resume.docx
@@ -97,7 +97,23 @@
           <w:sz w:val="20"/>
           <w:szCs w:val="20"/>
         </w:rPr>
-        <w:t>Senior enterprise backend software developer passionate about code, both functional and imperative: I write mission-critical system backends across many domains, financial, transportation, telecommunications, e-commerce, defense, etc. I started at Sun Microsystems, Inc. assisting their top clients in implementation of JEE patterns with code quality. More recently I used AWS, Serverless, Spring, Network Bulkheads, Java Optional, Reactive eXtensions, NoSQL to design and author reliable Java systems deployed on AWS.</w:t>
+        <w:t xml:space="preserve">Senior enterprise backend software developer passionate about code, both functional and imperative: I write mission-critical system backends across many domains, financial, transportation, telecommunications, e-commerce, defense, etc. I started at Sun Microsystems, Inc. assisting their top clients in implementation of JEE patterns with code quality. More recently I used AWS, Serverless, Spring, Network Bulkheads, Java Optional, Reactive eXtensions, NoSQL to design and author reliable Java systems deployed on AWS, </w:t>
+      </w:r>
+      <w:r>
+        <w:rPr>
+          <w:rFonts w:cs="Calibri" w:ascii="Helvetica Neue" w:hAnsi="Helvetica Neue"/>
+          <w:sz w:val="20"/>
+          <w:szCs w:val="20"/>
+        </w:rPr>
+        <w:t>DevOps</w:t>
+      </w:r>
+      <w:r>
+        <w:rPr>
+          <w:rFonts w:cs="Calibri" w:ascii="Helvetica Neue" w:hAnsi="Helvetica Neue"/>
+          <w:sz w:val="20"/>
+          <w:szCs w:val="20"/>
+        </w:rPr>
+        <w:t>.</w:t>
       </w:r>
     </w:p>
     <w:p>
@@ -1451,7 +1467,7 @@
           <w:sz w:val="20"/>
           <w:szCs w:val="20"/>
         </w:rPr>
-        <w:t xml:space="preserve">Technologies: AWS </w:t>
+        <w:t xml:space="preserve">Technologies: AWS, </w:t>
       </w:r>
       <w:r>
         <w:rPr>
@@ -1938,7 +1954,7 @@
           <w:sz w:val="20"/>
           <w:szCs w:val="20"/>
         </w:rPr>
-        <w:t>Used AWS EC2, SQS, S3, and Lambdas, Java, Oracle.</w:t>
+        <w:t>Used AWS, EC2, SQS, S3, and Lambdas, Java, Oracle.</w:t>
       </w:r>
     </w:p>
     <w:p>
@@ -2160,7 +2176,23 @@
           <w:sz w:val="20"/>
           <w:szCs w:val="20"/>
         </w:rPr>
-        <w:t>Implemented direct deposit signup services in Spring Boot.</w:t>
+        <w:t xml:space="preserve">Implemented direct deposit signup services in Spring Boot, </w:t>
+      </w:r>
+      <w:r>
+        <w:rPr>
+          <w:rFonts w:cs="Calibri" w:ascii="Helvetica Neue" w:hAnsi="Helvetica Neue"/>
+          <w:sz w:val="20"/>
+          <w:szCs w:val="20"/>
+        </w:rPr>
+        <w:t>AWS</w:t>
+      </w:r>
+      <w:r>
+        <w:rPr>
+          <w:rFonts w:cs="Calibri" w:ascii="Helvetica Neue" w:hAnsi="Helvetica Neue"/>
+          <w:sz w:val="20"/>
+          <w:szCs w:val="20"/>
+        </w:rPr>
+        <w:t>.</w:t>
       </w:r>
     </w:p>
     <w:p>
@@ -2501,7 +2533,23 @@
           <w:sz w:val="20"/>
           <w:szCs w:val="20"/>
         </w:rPr>
-        <w:t>Updated one Java system to Docker/Kubernetes, Java 11, Cucumber, Reactive Extensions, Git.</w:t>
+        <w:t xml:space="preserve">Updated one Java system to Docker/Kubernetes, Java 11, Cucumber, Reactive Extensions, </w:t>
+      </w:r>
+      <w:r>
+        <w:rPr>
+          <w:rFonts w:cs="Calibri" w:ascii="Helvetica Neue" w:hAnsi="Helvetica Neue"/>
+          <w:sz w:val="20"/>
+          <w:szCs w:val="20"/>
+        </w:rPr>
+        <w:t xml:space="preserve">AWS, </w:t>
+      </w:r>
+      <w:r>
+        <w:rPr>
+          <w:rFonts w:cs="Calibri" w:ascii="Helvetica Neue" w:hAnsi="Helvetica Neue"/>
+          <w:sz w:val="20"/>
+          <w:szCs w:val="20"/>
+        </w:rPr>
+        <w:t>Git.</w:t>
       </w:r>
     </w:p>
     <w:p>
@@ -2660,7 +2708,23 @@
           <w:sz w:val="20"/>
           <w:szCs w:val="20"/>
         </w:rPr>
-        <w:t>Used Linux, Netflix OSS, Cassandra NoSQL, Reactive Extensions, Java 8, SQS, SNS, S3, EC2, Active MQ, Mongo, Git, Spring.</w:t>
+        <w:t xml:space="preserve">Used Linux, Netflix OSS, Cassandra NoSQL, Reactive Extensions, Java 8, </w:t>
+      </w:r>
+      <w:r>
+        <w:rPr>
+          <w:rFonts w:cs="Calibri" w:ascii="Helvetica Neue" w:hAnsi="Helvetica Neue"/>
+          <w:sz w:val="20"/>
+          <w:szCs w:val="20"/>
+        </w:rPr>
+        <w:t>AWS</w:t>
+      </w:r>
+      <w:r>
+        <w:rPr>
+          <w:rFonts w:cs="Calibri" w:ascii="Helvetica Neue" w:hAnsi="Helvetica Neue"/>
+          <w:sz w:val="20"/>
+          <w:szCs w:val="20"/>
+        </w:rPr>
+        <w:t>, SQS, SNS, S3, EC2, Active MQ, Mongo, Git, Spring.</w:t>
       </w:r>
     </w:p>
     <w:p>
@@ -3164,7 +3228,23 @@
           <w:sz w:val="20"/>
           <w:szCs w:val="20"/>
         </w:rPr>
-        <w:t xml:space="preserve">Technologies: OSGi, Gradle, Git, and SQL Server, Git, Mercurial, Subversion, CVS. </w:t>
+        <w:t xml:space="preserve">Technologies: OSGi, Gradle, Git, and SQL Server, Git, Mercurial, Subversion, </w:t>
+      </w:r>
+      <w:r>
+        <w:rPr>
+          <w:rFonts w:cs="Calibri" w:ascii="Helvetica Neue" w:hAnsi="Helvetica Neue"/>
+          <w:sz w:val="20"/>
+          <w:szCs w:val="20"/>
+        </w:rPr>
+        <w:t>AWS</w:t>
+      </w:r>
+      <w:r>
+        <w:rPr>
+          <w:rFonts w:cs="Calibri" w:ascii="Helvetica Neue" w:hAnsi="Helvetica Neue"/>
+          <w:sz w:val="20"/>
+          <w:szCs w:val="20"/>
+        </w:rPr>
+        <w:t>.</w:t>
       </w:r>
     </w:p>
     <w:p>
@@ -4077,7 +4157,9 @@
         <w:pStyle w:val="NoSpacing"/>
         <w:jc w:val="both"/>
         <w:rPr>
-          <w:rFonts w:ascii="Helvetica Neue" w:hAnsi="Helvetica Neue"/>
+          <w:rFonts w:ascii="Helvetica Neue" w:hAnsi="Helvetica Neue" w:cs="Calibri"/>
+          <w:b/>
+          <w:bCs/>
           <w:sz w:val="20"/>
           <w:szCs w:val="20"/>
         </w:rPr>

--- a/html/tiffanytimbric/Tiffany_Timbric-resume.docx
+++ b/html/tiffanytimbric/Tiffany_Timbric-resume.docx
@@ -181,23 +181,71 @@
           <w:sz w:val="20"/>
           <w:szCs w:val="20"/>
         </w:rPr>
-        <w:t>[30 yrs]</w:t>
-      </w:r>
-      <w:r>
-        <w:rPr>
-          <w:rFonts w:cs="Calibri" w:ascii="Helvetica Neue" w:hAnsi="Helvetica Neue"/>
-          <w:sz w:val="20"/>
-          <w:szCs w:val="20"/>
-        </w:rPr>
-        <w:t xml:space="preserve">, Kotlin, Scala, Bash + Linux (Postman, Curl, jq, tmux), Spring Boot (REST, JSON), AWS </w:t>
-      </w:r>
-      <w:r>
-        <w:rPr>
-          <w:rFonts w:cs="Calibri" w:ascii="Helvetica Neue" w:hAnsi="Helvetica Neue"/>
-          <w:sz w:val="20"/>
-          <w:szCs w:val="20"/>
-        </w:rPr>
-        <w:t>[15 yrs]</w:t>
+        <w:t>[</w:t>
+      </w:r>
+      <w:r>
+        <w:rPr>
+          <w:rFonts w:cs="Calibri" w:ascii="Helvetica Neue" w:hAnsi="Helvetica Neue"/>
+          <w:sz w:val="20"/>
+          <w:szCs w:val="20"/>
+        </w:rPr>
+        <w:t>15+</w:t>
+      </w:r>
+      <w:r>
+        <w:rPr>
+          <w:rFonts w:cs="Calibri" w:ascii="Helvetica Neue" w:hAnsi="Helvetica Neue"/>
+          <w:sz w:val="20"/>
+          <w:szCs w:val="20"/>
+        </w:rPr>
+        <w:t xml:space="preserve"> yrs]</w:t>
+      </w:r>
+      <w:r>
+        <w:rPr>
+          <w:rFonts w:cs="Calibri" w:ascii="Helvetica Neue" w:hAnsi="Helvetica Neue"/>
+          <w:sz w:val="20"/>
+          <w:szCs w:val="20"/>
+        </w:rPr>
+        <w:t xml:space="preserve">, Kotlin, Scala </w:t>
+      </w:r>
+      <w:r>
+        <w:rPr>
+          <w:rFonts w:cs="Calibri" w:ascii="Helvetica Neue" w:hAnsi="Helvetica Neue"/>
+          <w:sz w:val="20"/>
+          <w:szCs w:val="20"/>
+        </w:rPr>
+        <w:t>[2+ yrs]</w:t>
+      </w:r>
+      <w:r>
+        <w:rPr>
+          <w:rFonts w:cs="Calibri" w:ascii="Helvetica Neue" w:hAnsi="Helvetica Neue"/>
+          <w:sz w:val="20"/>
+          <w:szCs w:val="20"/>
+        </w:rPr>
+        <w:t xml:space="preserve">, Bash + Linux (Postman, Curl, jq, tmux), Spring Boot (REST, JSON), AWS </w:t>
+      </w:r>
+      <w:r>
+        <w:rPr>
+          <w:rFonts w:cs="Calibri" w:ascii="Helvetica Neue" w:hAnsi="Helvetica Neue"/>
+          <w:sz w:val="20"/>
+          <w:szCs w:val="20"/>
+        </w:rPr>
+        <w:t>[15</w:t>
+      </w:r>
+      <w:r>
+        <w:rPr>
+          <w:rFonts w:cs="Calibri" w:ascii="Helvetica Neue" w:hAnsi="Helvetica Neue"/>
+          <w:sz w:val="20"/>
+          <w:szCs w:val="20"/>
+        </w:rPr>
+        <w:t>+</w:t>
+      </w:r>
+      <w:r>
+        <w:rPr>
+          <w:rFonts w:cs="Calibri" w:ascii="Helvetica Neue" w:hAnsi="Helvetica Neue"/>
+          <w:sz w:val="20"/>
+          <w:szCs w:val="20"/>
+        </w:rPr>
+        <w:t xml:space="preserve"> yrs]</w:t>
       </w:r>
       <w:r>
         <w:rPr>
@@ -719,6 +767,128 @@
           <w:szCs w:val="20"/>
         </w:rPr>
         <w:t>Patent: #6907423 (Search engine interface and method of controlling client searches)</w:t>
+      </w:r>
+    </w:p>
+    <w:p>
+      <w:pPr>
+        <w:pStyle w:val="NoSpacing"/>
+        <w:jc w:val="both"/>
+        <w:rPr>
+          <w:rFonts w:ascii="Helvetica Neue" w:hAnsi="Helvetica Neue" w:cs="Calibri"/>
+          <w:sz w:val="20"/>
+          <w:szCs w:val="20"/>
+        </w:rPr>
+      </w:pPr>
+      <w:r>
+        <w:rPr>
+          <w:rFonts w:cs="Calibri" w:ascii="Helvetica Neue" w:hAnsi="Helvetica Neue"/>
+          <w:sz w:val="20"/>
+          <w:szCs w:val="20"/>
+        </w:rPr>
+      </w:r>
+    </w:p>
+    <w:p>
+      <w:pPr>
+        <w:pStyle w:val="NoSpacing"/>
+        <w:jc w:val="both"/>
+        <w:rPr>
+          <w:rFonts w:ascii="Helvetica Neue" w:hAnsi="Helvetica Neue" w:cs="Calibri"/>
+          <w:b/>
+          <w:bCs/>
+          <w:sz w:val="20"/>
+          <w:szCs w:val="20"/>
+        </w:rPr>
+      </w:pPr>
+      <w:r>
+        <w:rPr>
+          <w:rFonts w:cs="Calibri" w:ascii="Helvetica Neue" w:hAnsi="Helvetica Neue"/>
+          <w:b/>
+          <w:bCs/>
+          <w:sz w:val="20"/>
+          <w:szCs w:val="20"/>
+        </w:rPr>
+        <w:t>Training:</w:t>
+      </w:r>
+    </w:p>
+    <w:p>
+      <w:pPr>
+        <w:pStyle w:val="NoSpacing"/>
+        <w:numPr>
+          <w:ilvl w:val="0"/>
+          <w:numId w:val="20"/>
+        </w:numPr>
+        <w:jc w:val="both"/>
+        <w:rPr>
+          <w:rFonts w:ascii="Helvetica Neue" w:hAnsi="Helvetica Neue" w:cs="Calibri"/>
+          <w:b w:val="false"/>
+          <w:bCs w:val="false"/>
+          <w:sz w:val="20"/>
+          <w:szCs w:val="20"/>
+        </w:rPr>
+      </w:pPr>
+      <w:r>
+        <w:rPr>
+          <w:rFonts w:cs="Calibri" w:ascii="Helvetica Neue" w:hAnsi="Helvetica Neue"/>
+          <w:b w:val="false"/>
+          <w:bCs w:val="false"/>
+          <w:sz w:val="20"/>
+          <w:szCs w:val="20"/>
+        </w:rPr>
+        <w:t>Scala [2+ yrs] (courses by Martin Odersky)</w:t>
+      </w:r>
+    </w:p>
+    <w:p>
+      <w:pPr>
+        <w:pStyle w:val="NoSpacing"/>
+        <w:numPr>
+          <w:ilvl w:val="0"/>
+          <w:numId w:val="20"/>
+        </w:numPr>
+        <w:jc w:val="both"/>
+        <w:rPr>
+          <w:rFonts w:ascii="Helvetica Neue" w:hAnsi="Helvetica Neue" w:cs="Calibri"/>
+          <w:b w:val="false"/>
+          <w:bCs w:val="false"/>
+          <w:sz w:val="20"/>
+          <w:szCs w:val="20"/>
+        </w:rPr>
+      </w:pPr>
+      <w:r>
+        <w:rPr>
+          <w:rFonts w:cs="Calibri" w:ascii="Helvetica Neue" w:hAnsi="Helvetica Neue"/>
+          <w:b w:val="false"/>
+          <w:bCs w:val="false"/>
+          <w:sz w:val="20"/>
+          <w:szCs w:val="20"/>
+        </w:rPr>
+        <w:t>Python [2+ yrs]</w:t>
+      </w:r>
+    </w:p>
+    <w:p>
+      <w:pPr>
+        <w:pStyle w:val="NoSpacing"/>
+        <w:numPr>
+          <w:ilvl w:val="0"/>
+          <w:numId w:val="20"/>
+        </w:numPr>
+        <w:jc w:val="both"/>
+        <w:rPr>
+          <w:rFonts w:ascii="Helvetica Neue" w:hAnsi="Helvetica Neue" w:cs="Calibri"/>
+          <w:b w:val="false"/>
+          <w:bCs w:val="false"/>
+          <w:sz w:val="20"/>
+          <w:szCs w:val="20"/>
+        </w:rPr>
+      </w:pPr>
+      <w:r>
+        <w:rPr>
+          <w:rFonts w:cs="Calibri" w:ascii="Helvetica Neue" w:hAnsi="Helvetica Neue"/>
+          <w:b w:val="false"/>
+          <w:bCs w:val="false"/>
+          <w:sz w:val="20"/>
+          <w:szCs w:val="20"/>
+        </w:rPr>
+        <w:t>Kotlin [2+ yrs]</w:t>
       </w:r>
     </w:p>
     <w:p>
@@ -6908,6 +7078,143 @@
     </w:lvl>
   </w:abstractNum>
   <w:abstractNum w:abstractNumId="19">
+    <w:lvl w:ilvl="0">
+      <w:start w:val="1"/>
+      <w:numFmt w:val="bullet"/>
+      <w:lvlText w:val=""/>
+      <w:lvlJc w:val="start"/>
+      <w:pPr>
+        <w:tabs>
+          <w:tab w:val="num" w:pos="720"/>
+        </w:tabs>
+        <w:ind w:start="720" w:hanging="360"/>
+      </w:pPr>
+      <w:rPr>
+        <w:rFonts w:ascii="Symbol" w:hAnsi="Symbol" w:cs="Symbol" w:hint="default"/>
+      </w:rPr>
+    </w:lvl>
+    <w:lvl w:ilvl="1">
+      <w:start w:val="1"/>
+      <w:numFmt w:val="bullet"/>
+      <w:lvlText w:val="◦"/>
+      <w:lvlJc w:val="start"/>
+      <w:pPr>
+        <w:tabs>
+          <w:tab w:val="num" w:pos="1080"/>
+        </w:tabs>
+        <w:ind w:start="1080" w:hanging="360"/>
+      </w:pPr>
+      <w:rPr>
+        <w:rFonts w:ascii="OpenSymbol" w:hAnsi="OpenSymbol" w:cs="OpenSymbol" w:hint="default"/>
+      </w:rPr>
+    </w:lvl>
+    <w:lvl w:ilvl="2">
+      <w:start w:val="1"/>
+      <w:numFmt w:val="bullet"/>
+      <w:lvlText w:val="▪"/>
+      <w:lvlJc w:val="start"/>
+      <w:pPr>
+        <w:tabs>
+          <w:tab w:val="num" w:pos="1440"/>
+        </w:tabs>
+        <w:ind w:start="1440" w:hanging="360"/>
+      </w:pPr>
+      <w:rPr>
+        <w:rFonts w:ascii="OpenSymbol" w:hAnsi="OpenSymbol" w:cs="OpenSymbol" w:hint="default"/>
+      </w:rPr>
+    </w:lvl>
+    <w:lvl w:ilvl="3">
+      <w:start w:val="1"/>
+      <w:numFmt w:val="bullet"/>
+      <w:lvlText w:val=""/>
+      <w:lvlJc w:val="start"/>
+      <w:pPr>
+        <w:tabs>
+          <w:tab w:val="num" w:pos="1800"/>
+        </w:tabs>
+        <w:ind w:start="1800" w:hanging="360"/>
+      </w:pPr>
+      <w:rPr>
+        <w:rFonts w:ascii="Symbol" w:hAnsi="Symbol" w:cs="Symbol" w:hint="default"/>
+      </w:rPr>
+    </w:lvl>
+    <w:lvl w:ilvl="4">
+      <w:start w:val="1"/>
+      <w:numFmt w:val="bullet"/>
+      <w:lvlText w:val="◦"/>
+      <w:lvlJc w:val="start"/>
+      <w:pPr>
+        <w:tabs>
+          <w:tab w:val="num" w:pos="2160"/>
+        </w:tabs>
+        <w:ind w:start="2160" w:hanging="360"/>
+      </w:pPr>
+      <w:rPr>
+        <w:rFonts w:ascii="OpenSymbol" w:hAnsi="OpenSymbol" w:cs="OpenSymbol" w:hint="default"/>
+      </w:rPr>
+    </w:lvl>
+    <w:lvl w:ilvl="5">
+      <w:start w:val="1"/>
+      <w:numFmt w:val="bullet"/>
+      <w:lvlText w:val="▪"/>
+      <w:lvlJc w:val="start"/>
+      <w:pPr>
+        <w:tabs>
+          <w:tab w:val="num" w:pos="2520"/>
+        </w:tabs>
+        <w:ind w:start="2520" w:hanging="360"/>
+      </w:pPr>
+      <w:rPr>
+        <w:rFonts w:ascii="OpenSymbol" w:hAnsi="OpenSymbol" w:cs="OpenSymbol" w:hint="default"/>
+      </w:rPr>
+    </w:lvl>
+    <w:lvl w:ilvl="6">
+      <w:start w:val="1"/>
+      <w:numFmt w:val="bullet"/>
+      <w:lvlText w:val=""/>
+      <w:lvlJc w:val="start"/>
+      <w:pPr>
+        <w:tabs>
+          <w:tab w:val="num" w:pos="2880"/>
+        </w:tabs>
+        <w:ind w:start="2880" w:hanging="360"/>
+      </w:pPr>
+      <w:rPr>
+        <w:rFonts w:ascii="Symbol" w:hAnsi="Symbol" w:cs="Symbol" w:hint="default"/>
+      </w:rPr>
+    </w:lvl>
+    <w:lvl w:ilvl="7">
+      <w:start w:val="1"/>
+      <w:numFmt w:val="bullet"/>
+      <w:lvlText w:val="◦"/>
+      <w:lvlJc w:val="start"/>
+      <w:pPr>
+        <w:tabs>
+          <w:tab w:val="num" w:pos="3240"/>
+        </w:tabs>
+        <w:ind w:start="3240" w:hanging="360"/>
+      </w:pPr>
+      <w:rPr>
+        <w:rFonts w:ascii="OpenSymbol" w:hAnsi="OpenSymbol" w:cs="OpenSymbol" w:hint="default"/>
+      </w:rPr>
+    </w:lvl>
+    <w:lvl w:ilvl="8">
+      <w:start w:val="1"/>
+      <w:numFmt w:val="bullet"/>
+      <w:lvlText w:val="▪"/>
+      <w:lvlJc w:val="start"/>
+      <w:pPr>
+        <w:tabs>
+          <w:tab w:val="num" w:pos="3600"/>
+        </w:tabs>
+        <w:ind w:start="3600" w:hanging="360"/>
+      </w:pPr>
+      <w:rPr>
+        <w:rFonts w:ascii="OpenSymbol" w:hAnsi="OpenSymbol" w:cs="OpenSymbol" w:hint="default"/>
+      </w:rPr>
+    </w:lvl>
+  </w:abstractNum>
+  <w:abstractNum w:abstractNumId="20">
     <w:lvl w:ilvl="0">
       <w:start w:val="1"/>
       <w:numFmt w:val="bullet"/>
@@ -7100,6 +7407,9 @@
   </w:num>
   <w:num w:numId="19">
     <w:abstractNumId w:val="19"/>
+  </w:num>
+  <w:num w:numId="20">
+    <w:abstractNumId w:val="20"/>
   </w:num>
 </w:numbering>
 </file>

--- a/html/tiffanytimbric/Tiffany_Timbric-resume.docx
+++ b/html/tiffanytimbric/Tiffany_Timbric-resume.docx
@@ -97,23 +97,159 @@
           <w:sz w:val="20"/>
           <w:szCs w:val="20"/>
         </w:rPr>
-        <w:t xml:space="preserve">Senior enterprise backend software developer passionate about code, both functional and imperative: I write mission-critical system backends across many domains, financial, transportation, telecommunications, e-commerce, defense, etc. I started at Sun Microsystems, Inc. assisting their top clients in implementation of JEE patterns with code quality. More recently I used AWS, Serverless, Spring, Network Bulkheads, Java Optional, Reactive eXtensions, NoSQL to design and author reliable Java systems deployed on AWS, </w:t>
-      </w:r>
-      <w:r>
-        <w:rPr>
-          <w:rFonts w:cs="Calibri" w:ascii="Helvetica Neue" w:hAnsi="Helvetica Neue"/>
-          <w:sz w:val="20"/>
-          <w:szCs w:val="20"/>
-        </w:rPr>
-        <w:t>DevOps</w:t>
-      </w:r>
-      <w:r>
-        <w:rPr>
-          <w:rFonts w:cs="Calibri" w:ascii="Helvetica Neue" w:hAnsi="Helvetica Neue"/>
-          <w:sz w:val="20"/>
-          <w:szCs w:val="20"/>
-        </w:rPr>
-        <w:t>.</w:t>
+        <w:t xml:space="preserve">Senior enterprise backend software developer </w:t>
+      </w:r>
+      <w:r>
+        <w:rPr>
+          <w:rFonts w:cs="Calibri" w:ascii="Helvetica Neue" w:hAnsi="Helvetica Neue"/>
+          <w:sz w:val="20"/>
+          <w:szCs w:val="20"/>
+        </w:rPr>
+        <w:t>cross domain from</w:t>
+      </w:r>
+      <w:r>
+        <w:rPr>
+          <w:rFonts w:cs="Calibri" w:ascii="Helvetica Neue" w:hAnsi="Helvetica Neue"/>
+          <w:sz w:val="20"/>
+          <w:szCs w:val="20"/>
+        </w:rPr>
+        <w:t xml:space="preserve"> financial, transportation, telecommunications, e-commerce, </w:t>
+      </w:r>
+      <w:r>
+        <w:rPr>
+          <w:rFonts w:cs="Calibri" w:ascii="Helvetica Neue" w:hAnsi="Helvetica Neue"/>
+          <w:sz w:val="20"/>
+          <w:szCs w:val="20"/>
+        </w:rPr>
+        <w:t xml:space="preserve">and </w:t>
+      </w:r>
+      <w:r>
+        <w:rPr>
+          <w:rFonts w:cs="Calibri" w:ascii="Helvetica Neue" w:hAnsi="Helvetica Neue"/>
+          <w:sz w:val="20"/>
+          <w:szCs w:val="20"/>
+        </w:rPr>
+        <w:t xml:space="preserve">defense. </w:t>
+      </w:r>
+      <w:r>
+        <w:rPr>
+          <w:rFonts w:cs="Calibri" w:ascii="Helvetica Neue" w:hAnsi="Helvetica Neue"/>
+          <w:sz w:val="20"/>
+          <w:szCs w:val="20"/>
+        </w:rPr>
+        <w:t>A</w:t>
+      </w:r>
+      <w:r>
+        <w:rPr>
+          <w:rFonts w:cs="Calibri" w:ascii="Helvetica Neue" w:hAnsi="Helvetica Neue"/>
+          <w:sz w:val="20"/>
+          <w:szCs w:val="20"/>
+        </w:rPr>
+        <w:t>ssist</w:t>
+      </w:r>
+      <w:r>
+        <w:rPr>
+          <w:rFonts w:cs="Calibri" w:ascii="Helvetica Neue" w:hAnsi="Helvetica Neue"/>
+          <w:sz w:val="20"/>
+          <w:szCs w:val="20"/>
+        </w:rPr>
+        <w:t xml:space="preserve">ed Sun Microsystem’s </w:t>
+      </w:r>
+      <w:r>
+        <w:rPr>
+          <w:rFonts w:cs="Calibri" w:ascii="Helvetica Neue" w:hAnsi="Helvetica Neue"/>
+          <w:sz w:val="20"/>
+          <w:szCs w:val="20"/>
+        </w:rPr>
+        <w:t xml:space="preserve">clients in </w:t>
+      </w:r>
+      <w:r>
+        <w:rPr>
+          <w:rFonts w:cs="Calibri" w:ascii="Helvetica Neue" w:hAnsi="Helvetica Neue"/>
+          <w:sz w:val="20"/>
+          <w:szCs w:val="20"/>
+        </w:rPr>
+        <w:t>designing and</w:t>
+      </w:r>
+      <w:r>
+        <w:rPr>
+          <w:rFonts w:cs="Calibri" w:ascii="Helvetica Neue" w:hAnsi="Helvetica Neue"/>
+          <w:sz w:val="20"/>
+          <w:szCs w:val="20"/>
+        </w:rPr>
+        <w:t xml:space="preserve"> implement</w:t>
+      </w:r>
+      <w:r>
+        <w:rPr>
+          <w:rFonts w:cs="Calibri" w:ascii="Helvetica Neue" w:hAnsi="Helvetica Neue"/>
+          <w:sz w:val="20"/>
+          <w:szCs w:val="20"/>
+        </w:rPr>
+        <w:t>ing</w:t>
+      </w:r>
+      <w:r>
+        <w:rPr>
+          <w:rFonts w:cs="Calibri" w:ascii="Helvetica Neue" w:hAnsi="Helvetica Neue"/>
+          <w:sz w:val="20"/>
+          <w:szCs w:val="20"/>
+        </w:rPr>
+        <w:t xml:space="preserve"> </w:t>
+      </w:r>
+      <w:r>
+        <w:rPr>
+          <w:rFonts w:cs="Calibri" w:ascii="Helvetica Neue" w:hAnsi="Helvetica Neue"/>
+          <w:sz w:val="20"/>
+          <w:szCs w:val="20"/>
+        </w:rPr>
+        <w:t>using</w:t>
+      </w:r>
+      <w:r>
+        <w:rPr>
+          <w:rFonts w:cs="Calibri" w:ascii="Helvetica Neue" w:hAnsi="Helvetica Neue"/>
+          <w:sz w:val="20"/>
+          <w:szCs w:val="20"/>
+        </w:rPr>
+        <w:t xml:space="preserve"> JEE patterns. Mo</w:t>
+      </w:r>
+      <w:r>
+        <w:rPr>
+          <w:rFonts w:cs="Calibri" w:ascii="Helvetica Neue" w:hAnsi="Helvetica Neue"/>
+          <w:sz w:val="20"/>
+          <w:szCs w:val="20"/>
+        </w:rPr>
+        <w:t>st</w:t>
+      </w:r>
+      <w:r>
+        <w:rPr>
+          <w:rFonts w:cs="Calibri" w:ascii="Helvetica Neue" w:hAnsi="Helvetica Neue"/>
+          <w:sz w:val="20"/>
+          <w:szCs w:val="20"/>
+        </w:rPr>
+        <w:t xml:space="preserve"> recently used AWS, Serverless, Spring, </w:t>
+      </w:r>
+      <w:r>
+        <w:rPr>
+          <w:rFonts w:cs="Calibri" w:ascii="Helvetica Neue" w:hAnsi="Helvetica Neue"/>
+          <w:sz w:val="20"/>
+          <w:szCs w:val="20"/>
+        </w:rPr>
+        <w:t>Events, messaging, and containerization</w:t>
+      </w:r>
+      <w:r>
+        <w:rPr>
+          <w:rFonts w:cs="Calibri" w:ascii="Helvetica Neue" w:hAnsi="Helvetica Neue"/>
+          <w:sz w:val="20"/>
+          <w:szCs w:val="20"/>
+        </w:rPr>
+        <w:t xml:space="preserve">.  </w:t>
+      </w:r>
+      <w:r>
+        <w:rPr>
+          <w:rFonts w:cs="Calibri" w:ascii="Helvetica Neue" w:hAnsi="Helvetica Neue"/>
+          <w:sz w:val="20"/>
+          <w:szCs w:val="20"/>
+        </w:rPr>
+        <w:t>Have used React.js and done application support.</w:t>
       </w:r>
     </w:p>
     <w:p>
@@ -815,7 +951,7 @@
         <w:pStyle w:val="NoSpacing"/>
         <w:numPr>
           <w:ilvl w:val="0"/>
-          <w:numId w:val="20"/>
+          <w:numId w:val="5"/>
         </w:numPr>
         <w:jc w:val="both"/>
         <w:rPr>
@@ -842,7 +978,7 @@
         <w:pStyle w:val="NoSpacing"/>
         <w:numPr>
           <w:ilvl w:val="0"/>
-          <w:numId w:val="20"/>
+          <w:numId w:val="5"/>
         </w:numPr>
         <w:jc w:val="both"/>
         <w:rPr>
@@ -869,7 +1005,7 @@
         <w:pStyle w:val="NoSpacing"/>
         <w:numPr>
           <w:ilvl w:val="0"/>
-          <w:numId w:val="20"/>
+          <w:numId w:val="5"/>
         </w:numPr>
         <w:jc w:val="both"/>
         <w:rPr>
@@ -1179,7 +1315,7 @@
         <w:pStyle w:val="NoSpacing"/>
         <w:numPr>
           <w:ilvl w:val="0"/>
-          <w:numId w:val="5"/>
+          <w:numId w:val="6"/>
         </w:numPr>
         <w:jc w:val="both"/>
         <w:rPr>
@@ -1226,7 +1362,7 @@
         <w:pStyle w:val="NoSpacing"/>
         <w:numPr>
           <w:ilvl w:val="1"/>
-          <w:numId w:val="5"/>
+          <w:numId w:val="6"/>
         </w:numPr>
         <w:jc w:val="both"/>
         <w:rPr>
@@ -1289,7 +1425,7 @@
         <w:pStyle w:val="NoSpacing"/>
         <w:numPr>
           <w:ilvl w:val="1"/>
-          <w:numId w:val="5"/>
+          <w:numId w:val="6"/>
         </w:numPr>
         <w:jc w:val="both"/>
         <w:rPr>
@@ -1342,7 +1478,7 @@
         <w:pStyle w:val="NoSpacing"/>
         <w:numPr>
           <w:ilvl w:val="0"/>
-          <w:numId w:val="5"/>
+          <w:numId w:val="6"/>
         </w:numPr>
         <w:jc w:val="both"/>
         <w:rPr>
@@ -1365,7 +1501,7 @@
         <w:pStyle w:val="NoSpacing"/>
         <w:numPr>
           <w:ilvl w:val="0"/>
-          <w:numId w:val="5"/>
+          <w:numId w:val="6"/>
         </w:numPr>
         <w:jc w:val="both"/>
         <w:rPr>
@@ -1388,7 +1524,7 @@
         <w:pStyle w:val="NoSpacing"/>
         <w:numPr>
           <w:ilvl w:val="1"/>
-          <w:numId w:val="5"/>
+          <w:numId w:val="6"/>
         </w:numPr>
         <w:jc w:val="both"/>
         <w:rPr>
@@ -1421,7 +1557,7 @@
         <w:pStyle w:val="NoSpacing"/>
         <w:numPr>
           <w:ilvl w:val="1"/>
-          <w:numId w:val="5"/>
+          <w:numId w:val="6"/>
         </w:numPr>
         <w:jc w:val="both"/>
         <w:rPr>
@@ -1454,7 +1590,7 @@
         <w:pStyle w:val="NoSpacing"/>
         <w:numPr>
           <w:ilvl w:val="1"/>
-          <w:numId w:val="5"/>
+          <w:numId w:val="6"/>
         </w:numPr>
         <w:jc w:val="both"/>
         <w:rPr>
@@ -1487,7 +1623,7 @@
         <w:pStyle w:val="NoSpacing"/>
         <w:numPr>
           <w:ilvl w:val="1"/>
-          <w:numId w:val="5"/>
+          <w:numId w:val="6"/>
         </w:numPr>
         <w:jc w:val="both"/>
         <w:rPr>
@@ -1520,7 +1656,7 @@
         <w:pStyle w:val="NoSpacing"/>
         <w:numPr>
           <w:ilvl w:val="0"/>
-          <w:numId w:val="5"/>
+          <w:numId w:val="6"/>
         </w:numPr>
         <w:jc w:val="both"/>
         <w:rPr>
@@ -1583,7 +1719,7 @@
         <w:pStyle w:val="NoSpacing"/>
         <w:numPr>
           <w:ilvl w:val="0"/>
-          <w:numId w:val="5"/>
+          <w:numId w:val="6"/>
         </w:numPr>
         <w:jc w:val="both"/>
         <w:rPr>
@@ -1622,7 +1758,7 @@
         <w:pStyle w:val="NoSpacing"/>
         <w:numPr>
           <w:ilvl w:val="0"/>
-          <w:numId w:val="5"/>
+          <w:numId w:val="6"/>
         </w:numPr>
         <w:jc w:val="both"/>
         <w:rPr>
@@ -1850,7 +1986,7 @@
         <w:pStyle w:val="NoSpacing"/>
         <w:numPr>
           <w:ilvl w:val="0"/>
-          <w:numId w:val="5"/>
+          <w:numId w:val="6"/>
         </w:numPr>
         <w:jc w:val="both"/>
         <w:rPr>
@@ -1873,7 +2009,7 @@
         <w:pStyle w:val="NoSpacing"/>
         <w:numPr>
           <w:ilvl w:val="0"/>
-          <w:numId w:val="5"/>
+          <w:numId w:val="6"/>
         </w:numPr>
         <w:jc w:val="both"/>
         <w:rPr>
@@ -1896,7 +2032,7 @@
         <w:pStyle w:val="NoSpacing"/>
         <w:numPr>
           <w:ilvl w:val="0"/>
-          <w:numId w:val="5"/>
+          <w:numId w:val="6"/>
         </w:numPr>
         <w:jc w:val="both"/>
         <w:rPr>
@@ -2086,7 +2222,7 @@
         <w:pStyle w:val="NoSpacing"/>
         <w:numPr>
           <w:ilvl w:val="0"/>
-          <w:numId w:val="6"/>
+          <w:numId w:val="7"/>
         </w:numPr>
         <w:jc w:val="both"/>
         <w:rPr>
@@ -2109,7 +2245,7 @@
         <w:pStyle w:val="NoSpacing"/>
         <w:numPr>
           <w:ilvl w:val="0"/>
-          <w:numId w:val="6"/>
+          <w:numId w:val="7"/>
         </w:numPr>
         <w:jc w:val="both"/>
         <w:rPr>
@@ -2132,7 +2268,7 @@
         <w:pStyle w:val="NoSpacing"/>
         <w:numPr>
           <w:ilvl w:val="0"/>
-          <w:numId w:val="6"/>
+          <w:numId w:val="7"/>
         </w:numPr>
         <w:jc w:val="both"/>
         <w:rPr>
@@ -2155,7 +2291,7 @@
         <w:pStyle w:val="NoSpacing"/>
         <w:numPr>
           <w:ilvl w:val="0"/>
-          <w:numId w:val="6"/>
+          <w:numId w:val="7"/>
         </w:numPr>
         <w:jc w:val="both"/>
         <w:rPr>
@@ -2331,7 +2467,7 @@
         <w:pStyle w:val="NoSpacing"/>
         <w:numPr>
           <w:ilvl w:val="0"/>
-          <w:numId w:val="7"/>
+          <w:numId w:val="8"/>
         </w:numPr>
         <w:jc w:val="both"/>
         <w:rPr>
@@ -2370,7 +2506,7 @@
         <w:pStyle w:val="NoSpacing"/>
         <w:numPr>
           <w:ilvl w:val="0"/>
-          <w:numId w:val="7"/>
+          <w:numId w:val="8"/>
         </w:numPr>
         <w:jc w:val="both"/>
         <w:rPr>
@@ -2393,7 +2529,7 @@
         <w:pStyle w:val="NoSpacing"/>
         <w:numPr>
           <w:ilvl w:val="0"/>
-          <w:numId w:val="7"/>
+          <w:numId w:val="8"/>
         </w:numPr>
         <w:jc w:val="both"/>
         <w:rPr>
@@ -2409,6 +2545,29 @@
           <w:szCs w:val="20"/>
         </w:rPr>
         <w:t>Maintained and implemented feature enhancements to a batch merchant report generation system.</w:t>
+      </w:r>
+    </w:p>
+    <w:p>
+      <w:pPr>
+        <w:pStyle w:val="NoSpacing"/>
+        <w:numPr>
+          <w:ilvl w:val="0"/>
+          <w:numId w:val="8"/>
+        </w:numPr>
+        <w:jc w:val="both"/>
+        <w:rPr>
+          <w:rFonts w:ascii="Helvetica Neue" w:hAnsi="Helvetica Neue" w:cs="Calibri"/>
+          <w:sz w:val="20"/>
+          <w:szCs w:val="20"/>
+        </w:rPr>
+      </w:pPr>
+      <w:r>
+        <w:rPr>
+          <w:rFonts w:cs="Calibri" w:ascii="Helvetica Neue" w:hAnsi="Helvetica Neue"/>
+          <w:sz w:val="20"/>
+          <w:szCs w:val="20"/>
+        </w:rPr>
+        <w:t>Did application support.</w:t>
       </w:r>
     </w:p>
     <w:p>
@@ -2529,7 +2688,7 @@
         <w:pStyle w:val="NoSpacing"/>
         <w:numPr>
           <w:ilvl w:val="0"/>
-          <w:numId w:val="8"/>
+          <w:numId w:val="9"/>
         </w:numPr>
         <w:jc w:val="both"/>
         <w:rPr>
@@ -2552,7 +2711,7 @@
         <w:pStyle w:val="NoSpacing"/>
         <w:numPr>
           <w:ilvl w:val="0"/>
-          <w:numId w:val="8"/>
+          <w:numId w:val="9"/>
         </w:numPr>
         <w:jc w:val="both"/>
         <w:rPr>
@@ -2688,7 +2847,7 @@
         <w:pStyle w:val="NoSpacing"/>
         <w:numPr>
           <w:ilvl w:val="0"/>
-          <w:numId w:val="9"/>
+          <w:numId w:val="10"/>
         </w:numPr>
         <w:jc w:val="both"/>
         <w:rPr>
@@ -2712,6 +2871,22 @@
           <w:szCs w:val="20"/>
         </w:rPr>
         <w:t xml:space="preserve">AWS, </w:t>
+      </w:r>
+      <w:r>
+        <w:rPr>
+          <w:rFonts w:cs="Calibri" w:ascii="Helvetica Neue" w:hAnsi="Helvetica Neue"/>
+          <w:sz w:val="20"/>
+          <w:szCs w:val="20"/>
+        </w:rPr>
+        <w:t>Angular</w:t>
+      </w:r>
+      <w:r>
+        <w:rPr>
+          <w:rFonts w:cs="Calibri" w:ascii="Helvetica Neue" w:hAnsi="Helvetica Neue"/>
+          <w:sz w:val="20"/>
+          <w:szCs w:val="20"/>
+        </w:rPr>
+        <w:t xml:space="preserve">, </w:t>
       </w:r>
       <w:r>
         <w:rPr>
@@ -2840,7 +3015,7 @@
         <w:pStyle w:val="NoSpacing"/>
         <w:numPr>
           <w:ilvl w:val="0"/>
-          <w:numId w:val="10"/>
+          <w:numId w:val="11"/>
         </w:numPr>
         <w:jc w:val="both"/>
         <w:rPr>
@@ -2863,7 +3038,7 @@
         <w:pStyle w:val="NoSpacing"/>
         <w:numPr>
           <w:ilvl w:val="0"/>
-          <w:numId w:val="10"/>
+          <w:numId w:val="11"/>
         </w:numPr>
         <w:jc w:val="both"/>
         <w:rPr>
@@ -3019,7 +3194,7 @@
         <w:pStyle w:val="NoSpacing"/>
         <w:numPr>
           <w:ilvl w:val="0"/>
-          <w:numId w:val="11"/>
+          <w:numId w:val="12"/>
         </w:numPr>
         <w:jc w:val="both"/>
         <w:rPr>
@@ -3155,7 +3330,7 @@
         <w:pStyle w:val="NoSpacing"/>
         <w:numPr>
           <w:ilvl w:val="0"/>
-          <w:numId w:val="12"/>
+          <w:numId w:val="13"/>
         </w:numPr>
         <w:jc w:val="both"/>
         <w:rPr>
@@ -3178,7 +3353,7 @@
         <w:pStyle w:val="NoSpacing"/>
         <w:numPr>
           <w:ilvl w:val="0"/>
-          <w:numId w:val="12"/>
+          <w:numId w:val="13"/>
         </w:numPr>
         <w:jc w:val="both"/>
         <w:rPr>
@@ -3194,6 +3369,29 @@
           <w:szCs w:val="20"/>
         </w:rPr>
         <w:t>Used Atlassian, Cucumber BDD, PostgreSQL, Hadoop, Hibernate, Scala, Intelli-J IDEA, Git.</w:t>
+      </w:r>
+    </w:p>
+    <w:p>
+      <w:pPr>
+        <w:pStyle w:val="NoSpacing"/>
+        <w:numPr>
+          <w:ilvl w:val="0"/>
+          <w:numId w:val="13"/>
+        </w:numPr>
+        <w:jc w:val="both"/>
+        <w:rPr>
+          <w:rFonts w:ascii="Helvetica Neue" w:hAnsi="Helvetica Neue" w:cs="Calibri"/>
+          <w:sz w:val="20"/>
+          <w:szCs w:val="20"/>
+        </w:rPr>
+      </w:pPr>
+      <w:r>
+        <w:rPr>
+          <w:rFonts w:cs="Calibri" w:ascii="Helvetica Neue" w:hAnsi="Helvetica Neue"/>
+          <w:sz w:val="20"/>
+          <w:szCs w:val="20"/>
+        </w:rPr>
+        <w:t>Did application support.</w:t>
       </w:r>
     </w:p>
     <w:p>
@@ -3314,7 +3512,7 @@
         <w:pStyle w:val="NoSpacing"/>
         <w:numPr>
           <w:ilvl w:val="0"/>
-          <w:numId w:val="13"/>
+          <w:numId w:val="14"/>
         </w:numPr>
         <w:jc w:val="both"/>
         <w:rPr>
@@ -3337,7 +3535,7 @@
         <w:pStyle w:val="NoSpacing"/>
         <w:numPr>
           <w:ilvl w:val="0"/>
-          <w:numId w:val="13"/>
+          <w:numId w:val="14"/>
         </w:numPr>
         <w:jc w:val="both"/>
         <w:rPr>
@@ -3360,7 +3558,7 @@
         <w:pStyle w:val="NoSpacing"/>
         <w:numPr>
           <w:ilvl w:val="0"/>
-          <w:numId w:val="13"/>
+          <w:numId w:val="14"/>
         </w:numPr>
         <w:jc w:val="both"/>
         <w:rPr>
@@ -3383,7 +3581,7 @@
         <w:pStyle w:val="NoSpacing"/>
         <w:numPr>
           <w:ilvl w:val="0"/>
-          <w:numId w:val="13"/>
+          <w:numId w:val="14"/>
         </w:numPr>
         <w:jc w:val="both"/>
         <w:rPr>
@@ -3422,7 +3620,7 @@
         <w:pStyle w:val="NoSpacing"/>
         <w:numPr>
           <w:ilvl w:val="0"/>
-          <w:numId w:val="13"/>
+          <w:numId w:val="14"/>
         </w:numPr>
         <w:jc w:val="both"/>
         <w:rPr>
@@ -3438,6 +3636,45 @@
           <w:szCs w:val="20"/>
         </w:rPr>
         <w:t>Extended and maintained legacy J2EE web-based task management system.</w:t>
+      </w:r>
+    </w:p>
+    <w:p>
+      <w:pPr>
+        <w:pStyle w:val="NoSpacing"/>
+        <w:numPr>
+          <w:ilvl w:val="0"/>
+          <w:numId w:val="14"/>
+        </w:numPr>
+        <w:jc w:val="both"/>
+        <w:rPr>
+          <w:rFonts w:ascii="Helvetica Neue" w:hAnsi="Helvetica Neue" w:cs="Calibri"/>
+          <w:sz w:val="20"/>
+          <w:szCs w:val="20"/>
+        </w:rPr>
+      </w:pPr>
+      <w:r>
+        <w:rPr>
+          <w:rFonts w:cs="Calibri" w:ascii="Helvetica Neue" w:hAnsi="Helvetica Neue"/>
+          <w:sz w:val="20"/>
+          <w:szCs w:val="20"/>
+        </w:rPr>
+        <w:t xml:space="preserve">ExtJS </w:t>
+      </w:r>
+      <w:r>
+        <w:rPr>
+          <w:rFonts w:cs="Calibri" w:ascii="Helvetica Neue" w:hAnsi="Helvetica Neue"/>
+          <w:sz w:val="20"/>
+          <w:szCs w:val="20"/>
+        </w:rPr>
+        <w:t>f</w:t>
+      </w:r>
+      <w:r>
+        <w:rPr>
+          <w:rFonts w:cs="Calibri" w:ascii="Helvetica Neue" w:hAnsi="Helvetica Neue"/>
+          <w:sz w:val="20"/>
+          <w:szCs w:val="20"/>
+        </w:rPr>
+        <w:t>rontend.</w:t>
       </w:r>
     </w:p>
     <w:p>
@@ -3566,7 +3803,7 @@
         <w:pStyle w:val="NoSpacing"/>
         <w:numPr>
           <w:ilvl w:val="0"/>
-          <w:numId w:val="14"/>
+          <w:numId w:val="15"/>
         </w:numPr>
         <w:jc w:val="both"/>
         <w:rPr>
@@ -3589,7 +3826,7 @@
         <w:pStyle w:val="NoSpacing"/>
         <w:numPr>
           <w:ilvl w:val="0"/>
-          <w:numId w:val="14"/>
+          <w:numId w:val="15"/>
         </w:numPr>
         <w:jc w:val="both"/>
         <w:rPr>
@@ -3612,7 +3849,7 @@
         <w:pStyle w:val="NoSpacing"/>
         <w:numPr>
           <w:ilvl w:val="0"/>
-          <w:numId w:val="14"/>
+          <w:numId w:val="15"/>
         </w:numPr>
         <w:jc w:val="both"/>
         <w:rPr>
@@ -3748,7 +3985,7 @@
         <w:pStyle w:val="NoSpacing"/>
         <w:numPr>
           <w:ilvl w:val="0"/>
-          <w:numId w:val="15"/>
+          <w:numId w:val="16"/>
         </w:numPr>
         <w:jc w:val="both"/>
         <w:rPr>
@@ -3787,7 +4024,7 @@
         <w:pStyle w:val="NoSpacing"/>
         <w:numPr>
           <w:ilvl w:val="0"/>
-          <w:numId w:val="15"/>
+          <w:numId w:val="16"/>
         </w:numPr>
         <w:jc w:val="both"/>
         <w:rPr>
@@ -3810,7 +4047,7 @@
         <w:pStyle w:val="NoSpacing"/>
         <w:numPr>
           <w:ilvl w:val="0"/>
-          <w:numId w:val="15"/>
+          <w:numId w:val="16"/>
         </w:numPr>
         <w:jc w:val="both"/>
         <w:rPr>
@@ -3826,6 +4063,29 @@
           <w:szCs w:val="20"/>
         </w:rPr>
         <w:t>Used J2EE, Linux, VMware, Xen (Linux virtual machines), Amazon Web Services, MySQL</w:t>
+      </w:r>
+    </w:p>
+    <w:p>
+      <w:pPr>
+        <w:pStyle w:val="NoSpacing"/>
+        <w:numPr>
+          <w:ilvl w:val="0"/>
+          <w:numId w:val="16"/>
+        </w:numPr>
+        <w:jc w:val="both"/>
+        <w:rPr>
+          <w:rFonts w:ascii="Helvetica Neue" w:hAnsi="Helvetica Neue" w:cs="Calibri"/>
+          <w:sz w:val="20"/>
+          <w:szCs w:val="20"/>
+        </w:rPr>
+      </w:pPr>
+      <w:r>
+        <w:rPr>
+          <w:rFonts w:cs="Calibri" w:ascii="Helvetica Neue" w:hAnsi="Helvetica Neue"/>
+          <w:sz w:val="20"/>
+          <w:szCs w:val="20"/>
+        </w:rPr>
+        <w:t>Did application support.</w:t>
       </w:r>
     </w:p>
     <w:p>
@@ -3946,7 +4206,7 @@
         <w:pStyle w:val="NoSpacing"/>
         <w:numPr>
           <w:ilvl w:val="0"/>
-          <w:numId w:val="16"/>
+          <w:numId w:val="17"/>
         </w:numPr>
         <w:jc w:val="both"/>
         <w:rPr>
@@ -3969,7 +4229,7 @@
         <w:pStyle w:val="NoSpacing"/>
         <w:numPr>
           <w:ilvl w:val="0"/>
-          <w:numId w:val="16"/>
+          <w:numId w:val="17"/>
         </w:numPr>
         <w:jc w:val="both"/>
         <w:rPr>
@@ -3992,7 +4252,7 @@
         <w:pStyle w:val="NoSpacing"/>
         <w:numPr>
           <w:ilvl w:val="0"/>
-          <w:numId w:val="16"/>
+          <w:numId w:val="17"/>
         </w:numPr>
         <w:jc w:val="both"/>
         <w:rPr>
@@ -4168,7 +4428,7 @@
         <w:pStyle w:val="NoSpacing"/>
         <w:numPr>
           <w:ilvl w:val="0"/>
-          <w:numId w:val="17"/>
+          <w:numId w:val="18"/>
         </w:numPr>
         <w:jc w:val="both"/>
         <w:rPr>
@@ -4191,7 +4451,7 @@
         <w:pStyle w:val="NoSpacing"/>
         <w:numPr>
           <w:ilvl w:val="0"/>
-          <w:numId w:val="17"/>
+          <w:numId w:val="18"/>
         </w:numPr>
         <w:jc w:val="both"/>
         <w:rPr>
@@ -4214,7 +4474,7 @@
         <w:pStyle w:val="NoSpacing"/>
         <w:numPr>
           <w:ilvl w:val="0"/>
-          <w:numId w:val="17"/>
+          <w:numId w:val="18"/>
         </w:numPr>
         <w:jc w:val="both"/>
         <w:rPr>
@@ -4350,7 +4610,7 @@
         <w:pStyle w:val="NoSpacing"/>
         <w:numPr>
           <w:ilvl w:val="0"/>
-          <w:numId w:val="18"/>
+          <w:numId w:val="19"/>
         </w:numPr>
         <w:jc w:val="both"/>
         <w:rPr>
@@ -4373,7 +4633,7 @@
         <w:pStyle w:val="NoSpacing"/>
         <w:numPr>
           <w:ilvl w:val="0"/>
-          <w:numId w:val="18"/>
+          <w:numId w:val="19"/>
         </w:numPr>
         <w:jc w:val="both"/>
         <w:rPr>
@@ -4396,7 +4656,7 @@
         <w:pStyle w:val="NoSpacing"/>
         <w:numPr>
           <w:ilvl w:val="0"/>
-          <w:numId w:val="18"/>
+          <w:numId w:val="19"/>
         </w:numPr>
         <w:jc w:val="both"/>
         <w:rPr>
@@ -4532,7 +4792,7 @@
         <w:pStyle w:val="NoSpacing"/>
         <w:numPr>
           <w:ilvl w:val="0"/>
-          <w:numId w:val="19"/>
+          <w:numId w:val="20"/>
         </w:numPr>
         <w:jc w:val="both"/>
         <w:rPr>
@@ -4555,7 +4815,7 @@
         <w:pStyle w:val="NoSpacing"/>
         <w:numPr>
           <w:ilvl w:val="0"/>
-          <w:numId w:val="19"/>
+          <w:numId w:val="20"/>
         </w:numPr>
         <w:jc w:val="both"/>
         <w:rPr>
@@ -4578,7 +4838,7 @@
         <w:pStyle w:val="NoSpacing"/>
         <w:numPr>
           <w:ilvl w:val="0"/>
-          <w:numId w:val="19"/>
+          <w:numId w:val="20"/>
         </w:numPr>
         <w:jc w:val="both"/>
         <w:rPr>

--- a/html/tiffanytimbric/Tiffany_Timbric-resume.docx
+++ b/html/tiffanytimbric/Tiffany_Timbric-resume.docx
@@ -135,7 +135,13 @@
         <w:t>microservices</w:t>
       </w:r>
       <w:r>
-        <w:t>, ETL design</w:t>
+        <w:t xml:space="preserve">, </w:t>
+      </w:r>
+      <w:r>
+        <w:t xml:space="preserve">Saga, </w:t>
+      </w:r>
+      <w:r>
+        <w:t>ETL design</w:t>
       </w:r>
       <w:r>
         <w:t xml:space="preserve">, </w:t>
@@ -415,6 +421,22 @@
           <w:szCs w:val="19"/>
         </w:rPr>
         <w:t xml:space="preserve">APIs &amp; Protocols: </w:t>
+      </w:r>
+      <w:r>
+        <w:rPr>
+          <w:sz w:val="19"/>
+          <w:szCs w:val="19"/>
+        </w:rPr>
+        <w:t>Saga,</w:t>
+      </w:r>
+      <w:r>
+        <w:rPr>
+          <w:b/>
+          <w:bCs/>
+          <w:sz w:val="19"/>
+          <w:szCs w:val="19"/>
+        </w:rPr>
+        <w:t xml:space="preserve"> </w:t>
       </w:r>
       <w:r>
         <w:rPr>

--- a/html/tiffanytimbric/Tiffany_Timbric-resume.docx
+++ b/html/tiffanytimbric/Tiffany_Timbric-resume.docx
@@ -80,6 +80,16 @@
           <w:szCs w:val="28"/>
         </w:rPr>
         <w:t>Software Developer</w:t>
+      </w:r>
+      <w:r>
+        <w:rPr>
+          <w:b/>
+          <w:bCs/>
+          <w:color w:val="1F3864"/>
+          <w:sz w:val="28"/>
+          <w:szCs w:val="28"/>
+        </w:rPr>
+        <w:t>, Forward Deployed Engineer</w:t>
       </w:r>
     </w:p>
     <w:p>
@@ -3454,6 +3464,7 @@
   <w:style w:type="character" w:default="1" w:styleId="DefaultParagraphFont">
     <w:name w:val="Default Paragraph Font"/>
     <w:uiPriority w:val="1"/>
+    <w:semiHidden/>
     <w:unhideWhenUsed/>
   </w:style>
   <w:style w:type="table" w:default="1" w:styleId="TableNormal">

--- a/html/tiffanytimbric/Tiffany_Timbric-resume.docx
+++ b/html/tiffanytimbric/Tiffany_Timbric-resume.docx
@@ -322,23 +322,7 @@
           <w:sz w:val="19"/>
           <w:szCs w:val="19"/>
         </w:rPr>
-        <w:t xml:space="preserve">, </w:t>
-      </w:r>
-      <w:proofErr w:type="spellStart"/>
-      <w:r>
-        <w:rPr>
-          <w:sz w:val="19"/>
-          <w:szCs w:val="19"/>
-        </w:rPr>
-        <w:t>Zsh</w:t>
-      </w:r>
-      <w:proofErr w:type="spellEnd"/>
-      <w:r>
-        <w:rPr>
-          <w:sz w:val="19"/>
-          <w:szCs w:val="19"/>
-        </w:rPr>
-        <w:t>, Fish Shell</w:t>
+        <w:t>, Zsh, Fish Shell</w:t>
       </w:r>
     </w:p>
     <w:p>
@@ -619,6 +603,32 @@
           <w:szCs w:val="19"/>
         </w:rPr>
         <w:t>Git, GitHub, GitLab, Bitbucket, Jenkins, Bamboo, Nexus, Artifactory, Atlassian Suite</w:t>
+      </w:r>
+    </w:p>
+    <w:p>
+      <w:pPr>
+        <w:pStyle w:val="ListParagraph"/>
+        <w:numPr>
+          <w:ilvl w:val="0"/>
+          <w:numId w:val="2"/>
+        </w:numPr>
+        <w:spacing w:before="28" w:after="28"/>
+      </w:pPr>
+      <w:r>
+        <w:rPr>
+          <w:b/>
+          <w:bCs/>
+          <w:sz w:val="19"/>
+          <w:szCs w:val="19"/>
+        </w:rPr>
+        <w:t>Static Code Analysis Tools:</w:t>
+      </w:r>
+      <w:r>
+        <w:rPr>
+          <w:sz w:val="19"/>
+          <w:szCs w:val="19"/>
+        </w:rPr>
+        <w:t xml:space="preserve"> Sonatype, PMD, CheckStyle, FindBugs</w:t>
       </w:r>
     </w:p>
     <w:p>
@@ -1161,6 +1171,7 @@
           <w:sz w:val="22"/>
           <w:szCs w:val="22"/>
         </w:rPr>
+        <w:lastRenderedPageBreak/>
         <w:t>PayPal</w:t>
       </w:r>
       <w:r>
@@ -1205,7 +1216,6 @@
           <w:sz w:val="21"/>
           <w:szCs w:val="21"/>
         </w:rPr>
-        <w:lastRenderedPageBreak/>
         <w:t>Software Engineer</w:t>
       </w:r>
     </w:p>

--- a/html/tiffanytimbric/Tiffany_Timbric-resume.docx
+++ b/html/tiffanytimbric/Tiffany_Timbric-resume.docx
@@ -110,7 +110,7 @@
             <w:sz w:val="22"/>
             <w:szCs w:val="22"/>
           </w:rPr>
-          <w:t>tiffanytimbric@gmail.com</w:t>
+          <w:t>tiffany.timbric@gmail.com</w:t>
         </w:r>
       </w:hyperlink>
       <w:r>
@@ -719,7 +719,17 @@
           <w:sz w:val="22"/>
           <w:szCs w:val="22"/>
         </w:rPr>
-        <w:t>Marriott International</w:t>
+        <w:t>M</w:t>
+      </w:r>
+      <w:r>
+        <w:rPr>
+          <w:b/>
+          <w:bCs/>
+          <w:color w:val="1F3864"/>
+          <w:sz w:val="22"/>
+          <w:szCs w:val="22"/>
+        </w:rPr>
+        <w:t>ercor, Micro1.AI</w:t>
       </w:r>
       <w:r>
         <w:rPr>
@@ -748,7 +758,23 @@
           <w:iCs/>
           <w:color w:val="595959"/>
         </w:rPr>
-        <w:t>Dec 2024 – Nov 2025</w:t>
+        <w:t>Feb 2026</w:t>
+      </w:r>
+      <w:r>
+        <w:rPr>
+          <w:i/>
+          <w:iCs/>
+          <w:color w:val="595959"/>
+        </w:rPr>
+        <w:t xml:space="preserve"> – </w:t>
+      </w:r>
+      <w:r>
+        <w:rPr>
+          <w:i/>
+          <w:iCs/>
+          <w:color w:val="595959"/>
+        </w:rPr>
+        <w:t>(present)</w:t>
       </w:r>
     </w:p>
     <w:p>
@@ -763,133 +789,35 @@
           <w:sz w:val="21"/>
           <w:szCs w:val="21"/>
         </w:rPr>
-        <w:t>Senior Software Engineer — Platform Core</w:t>
-      </w:r>
-    </w:p>
-    <w:p>
-      <w:pPr>
-        <w:pStyle w:val="ListParagraph"/>
-        <w:numPr>
-          <w:ilvl w:val="0"/>
-          <w:numId w:val="2"/>
-        </w:numPr>
-        <w:spacing w:before="30" w:after="30"/>
-      </w:pPr>
-      <w:r>
-        <w:rPr>
-          <w:color w:val="000000"/>
-          <w:sz w:val="19"/>
-          <w:szCs w:val="19"/>
-        </w:rPr>
-        <w:t>Designed and built the Universal StarterKit application generator, the standard scaffold for all new platform services:</w:t>
-      </w:r>
-    </w:p>
-    <w:p>
-      <w:pPr>
-        <w:pStyle w:val="ListParagraph"/>
-        <w:numPr>
-          <w:ilvl w:val="1"/>
-          <w:numId w:val="2"/>
-        </w:numPr>
-        <w:spacing w:before="30" w:after="30"/>
-      </w:pPr>
-      <w:r>
-        <w:rPr>
-          <w:color w:val="000000"/>
-          <w:sz w:val="19"/>
-          <w:szCs w:val="19"/>
-        </w:rPr>
-        <w:t>Inbound adapters: REST, Kafka subscriber, GraphQL, gRPC</w:t>
-      </w:r>
-    </w:p>
-    <w:p>
-      <w:pPr>
-        <w:pStyle w:val="ListParagraph"/>
-        <w:numPr>
-          <w:ilvl w:val="1"/>
-          <w:numId w:val="2"/>
-        </w:numPr>
-        <w:spacing w:before="30" w:after="30"/>
-      </w:pPr>
-      <w:r>
-        <w:rPr>
-          <w:color w:val="000000"/>
-          <w:sz w:val="19"/>
-          <w:szCs w:val="19"/>
-        </w:rPr>
-        <w:t>Outbound adapters: REST, streaming REST, Kafka publisher, GraphQL, Elasticache (Redis), MongoDB, PostgreSQL</w:t>
-      </w:r>
-    </w:p>
-    <w:p>
-      <w:pPr>
-        <w:pStyle w:val="ListParagraph"/>
-        <w:numPr>
-          <w:ilvl w:val="0"/>
-          <w:numId w:val="2"/>
-        </w:numPr>
-        <w:spacing w:before="30" w:after="30"/>
-      </w:pPr>
-      <w:r>
-        <w:rPr>
-          <w:color w:val="000000"/>
-          <w:sz w:val="19"/>
-          <w:szCs w:val="19"/>
-        </w:rPr>
-        <w:t>Authored the Platform Cache Library supporting Cache-Aside, Read-Through, Write-Around, Write-Back, and Write-Through strategies; LRU/LFU/TTL eviction; L1 in-memory and L2 distributed (Redis) tiers.</w:t>
-      </w:r>
-    </w:p>
-    <w:p>
-      <w:pPr>
-        <w:pStyle w:val="ListParagraph"/>
-        <w:numPr>
-          <w:ilvl w:val="0"/>
-          <w:numId w:val="2"/>
-        </w:numPr>
-        <w:spacing w:before="30" w:after="30"/>
-      </w:pPr>
-      <w:r>
-        <w:rPr>
-          <w:color w:val="000000"/>
-          <w:sz w:val="19"/>
-          <w:szCs w:val="19"/>
-        </w:rPr>
-        <w:t>Built a Streaming REST Client Platform Library enabling unlimited-size transfers using Reactive Extensions, Spring Data (JPA, r2dbc), and FasterXML Jackson — adopted across multiple product teams.</w:t>
-      </w:r>
-    </w:p>
-    <w:p>
-      <w:pPr>
-        <w:pStyle w:val="ListParagraph"/>
-        <w:numPr>
-          <w:ilvl w:val="0"/>
-          <w:numId w:val="2"/>
-        </w:numPr>
-        <w:spacing w:before="30" w:after="30"/>
-      </w:pPr>
-      <w:r>
-        <w:rPr>
-          <w:color w:val="000000"/>
-          <w:sz w:val="19"/>
-          <w:szCs w:val="19"/>
-        </w:rPr>
-        <w:t>Authored the team's Hexagonal Architecture Sample Application, establishing reference patterns for the platform.</w:t>
-      </w:r>
-    </w:p>
-    <w:p>
-      <w:pPr>
-        <w:pStyle w:val="ListParagraph"/>
-        <w:numPr>
-          <w:ilvl w:val="0"/>
-          <w:numId w:val="2"/>
-        </w:numPr>
-        <w:spacing w:before="30" w:after="30"/>
-      </w:pPr>
-      <w:r>
-        <w:rPr>
-          <w:color w:val="000000"/>
-          <w:sz w:val="19"/>
-          <w:szCs w:val="19"/>
-        </w:rPr>
-        <w:t>Stack: Java 21, Spring Boot, AWS, S3, Kubernetes, Maven, JUnit, Lombok, Immutables.</w:t>
+        <w:t>Senior Software Engineer</w:t>
+      </w:r>
+      <w:r>
+        <w:rPr>
+          <w:b/>
+          <w:bCs/>
+          <w:color w:val="2E75B6"/>
+          <w:sz w:val="21"/>
+          <w:szCs w:val="21"/>
+        </w:rPr>
+        <w:t>, Forward Deployed Engineer</w:t>
+      </w:r>
+    </w:p>
+    <w:p>
+      <w:pPr>
+        <w:pStyle w:val="ListParagraph"/>
+        <w:numPr>
+          <w:ilvl w:val="0"/>
+          <w:numId w:val="2"/>
+        </w:numPr>
+        <w:spacing w:before="30" w:after="30"/>
+      </w:pPr>
+      <w:r>
+        <w:rPr>
+          <w:color w:val="000000"/>
+          <w:sz w:val="19"/>
+          <w:szCs w:val="19"/>
+        </w:rPr>
+        <w:t>Reviewed AI generated Spring Boot micro-service and ETL backend code.</w:t>
       </w:r>
     </w:p>
     <w:p>
@@ -907,25 +835,13 @@
           <w:sz w:val="22"/>
           <w:szCs w:val="22"/>
         </w:rPr>
-        <w:t>Amtrak</w:t>
-      </w:r>
-      <w:r>
-        <w:rPr>
-          <w:color w:val="595959"/>
-        </w:rPr>
-        <w:t xml:space="preserve"> </w:t>
-      </w:r>
-      <w:r>
-        <w:rPr>
-          <w:color w:val="595959"/>
-        </w:rPr>
-        <w:t>-</w:t>
-      </w:r>
-      <w:r>
-        <w:rPr>
-          <w:color w:val="595959"/>
-        </w:rPr>
-        <w:t xml:space="preserve"> Denver, CO</w:t>
+        <w:t>Marriott International</w:t>
+      </w:r>
+      <w:r>
+        <w:rPr>
+          <w:color w:val="595959"/>
+        </w:rPr>
+        <w:t xml:space="preserve"> [KMC Contractor] - Denver, CO</w:t>
       </w:r>
       <w:r>
         <w:tab/>
@@ -936,7 +852,7 @@
           <w:iCs/>
           <w:color w:val="595959"/>
         </w:rPr>
-        <w:t>Feb 2023 – Apr 2024</w:t>
+        <w:t>Dec 2024 – Nov 2025</w:t>
       </w:r>
     </w:p>
     <w:p>
@@ -951,77 +867,133 @@
           <w:sz w:val="21"/>
           <w:szCs w:val="21"/>
         </w:rPr>
-        <w:t>Senior Software Engineer</w:t>
-      </w:r>
-    </w:p>
-    <w:p>
-      <w:pPr>
-        <w:pStyle w:val="ListParagraph"/>
-        <w:numPr>
-          <w:ilvl w:val="0"/>
-          <w:numId w:val="2"/>
-        </w:numPr>
-        <w:spacing w:before="30" w:after="30"/>
-      </w:pPr>
-      <w:r>
-        <w:rPr>
-          <w:color w:val="000000"/>
-          <w:sz w:val="19"/>
-          <w:szCs w:val="19"/>
-        </w:rPr>
-        <w:t>Sole author (30,000+ lines) of a full AWS rewrite of Amtrak's customer-facing outbound email system, covering purchase confirmations and trip itineraries across all stations, passenger classes, add-ons, and third-party carriers.</w:t>
-      </w:r>
-    </w:p>
-    <w:p>
-      <w:pPr>
-        <w:pStyle w:val="ListParagraph"/>
-        <w:numPr>
-          <w:ilvl w:val="0"/>
-          <w:numId w:val="2"/>
-        </w:numPr>
-        <w:spacing w:before="30" w:after="30"/>
-      </w:pPr>
-      <w:r>
-        <w:rPr>
-          <w:color w:val="000000"/>
-          <w:sz w:val="19"/>
-          <w:szCs w:val="19"/>
-        </w:rPr>
-        <w:t>Designed observability into the system from the ground up: business and system metrics, alerting, and structured logging with PII protection at all log levels.</w:t>
-      </w:r>
-    </w:p>
-    <w:p>
-      <w:pPr>
-        <w:pStyle w:val="ListParagraph"/>
-        <w:numPr>
-          <w:ilvl w:val="0"/>
-          <w:numId w:val="2"/>
-        </w:numPr>
-        <w:spacing w:before="30" w:after="30"/>
-      </w:pPr>
-      <w:r>
-        <w:rPr>
-          <w:color w:val="000000"/>
-          <w:sz w:val="19"/>
-          <w:szCs w:val="19"/>
-        </w:rPr>
-        <w:t xml:space="preserve">Stack: Java 11, AWS (CloudFormation, Lambda, </w:t>
-      </w:r>
-      <w:r>
-        <w:rPr>
-          <w:color w:val="000000"/>
-          <w:sz w:val="19"/>
-          <w:szCs w:val="19"/>
-        </w:rPr>
-        <w:t>Event Bridge</w:t>
-      </w:r>
-      <w:r>
-        <w:rPr>
-          <w:color w:val="000000"/>
-          <w:sz w:val="19"/>
-          <w:szCs w:val="19"/>
-        </w:rPr>
-        <w:t>, SQS, S3), Spring, FasterXML Jackson, Maven, Immutables.</w:t>
+        <w:t>Senior Software Engineer — Platform Core</w:t>
+      </w:r>
+    </w:p>
+    <w:p>
+      <w:pPr>
+        <w:pStyle w:val="ListParagraph"/>
+        <w:numPr>
+          <w:ilvl w:val="0"/>
+          <w:numId w:val="2"/>
+        </w:numPr>
+        <w:spacing w:before="30" w:after="30"/>
+      </w:pPr>
+      <w:r>
+        <w:rPr>
+          <w:color w:val="000000"/>
+          <w:sz w:val="19"/>
+          <w:szCs w:val="19"/>
+        </w:rPr>
+        <w:t>Designed and built the Universal StarterKit application generator, the standard scaffold for all new platform services:</w:t>
+      </w:r>
+    </w:p>
+    <w:p>
+      <w:pPr>
+        <w:pStyle w:val="ListParagraph"/>
+        <w:numPr>
+          <w:ilvl w:val="1"/>
+          <w:numId w:val="2"/>
+        </w:numPr>
+        <w:spacing w:before="30" w:after="30"/>
+      </w:pPr>
+      <w:r>
+        <w:rPr>
+          <w:color w:val="000000"/>
+          <w:sz w:val="19"/>
+          <w:szCs w:val="19"/>
+        </w:rPr>
+        <w:t>Inbound adapters: REST, Kafka subscriber, GraphQL, gRPC</w:t>
+      </w:r>
+    </w:p>
+    <w:p>
+      <w:pPr>
+        <w:pStyle w:val="ListParagraph"/>
+        <w:numPr>
+          <w:ilvl w:val="1"/>
+          <w:numId w:val="2"/>
+        </w:numPr>
+        <w:spacing w:before="30" w:after="30"/>
+      </w:pPr>
+      <w:r>
+        <w:rPr>
+          <w:color w:val="000000"/>
+          <w:sz w:val="19"/>
+          <w:szCs w:val="19"/>
+        </w:rPr>
+        <w:t>Outbound adapters: REST, streaming REST, Kafka publisher, GraphQL, Elasticache (Redis), MongoDB, PostgreSQL</w:t>
+      </w:r>
+    </w:p>
+    <w:p>
+      <w:pPr>
+        <w:pStyle w:val="ListParagraph"/>
+        <w:numPr>
+          <w:ilvl w:val="0"/>
+          <w:numId w:val="2"/>
+        </w:numPr>
+        <w:spacing w:before="30" w:after="30"/>
+      </w:pPr>
+      <w:r>
+        <w:rPr>
+          <w:color w:val="000000"/>
+          <w:sz w:val="19"/>
+          <w:szCs w:val="19"/>
+        </w:rPr>
+        <w:t>Authored the Platform Cache Library supporting Cache-Aside, Read-Through, Write-Around, Write-Back, and Write-Through strategies; LRU/LFU/TTL eviction; L1 in-memory and L2 distributed (Redis) tiers.</w:t>
+      </w:r>
+    </w:p>
+    <w:p>
+      <w:pPr>
+        <w:pStyle w:val="ListParagraph"/>
+        <w:numPr>
+          <w:ilvl w:val="0"/>
+          <w:numId w:val="2"/>
+        </w:numPr>
+        <w:spacing w:before="30" w:after="30"/>
+      </w:pPr>
+      <w:r>
+        <w:rPr>
+          <w:color w:val="000000"/>
+          <w:sz w:val="19"/>
+          <w:szCs w:val="19"/>
+        </w:rPr>
+        <w:t>Built a Streaming REST Client Platform Library enabling unlimited-size transfers using Reactive Extensions, Spring Data (JPA, r2dbc), and FasterXML Jackson — adopted across multiple product teams.</w:t>
+      </w:r>
+    </w:p>
+    <w:p>
+      <w:pPr>
+        <w:pStyle w:val="ListParagraph"/>
+        <w:numPr>
+          <w:ilvl w:val="0"/>
+          <w:numId w:val="2"/>
+        </w:numPr>
+        <w:spacing w:before="30" w:after="30"/>
+      </w:pPr>
+      <w:r>
+        <w:rPr>
+          <w:color w:val="000000"/>
+          <w:sz w:val="19"/>
+          <w:szCs w:val="19"/>
+        </w:rPr>
+        <w:t>Authored the team's Hexagonal Architecture Sample Application, establishing reference patterns for the platform.</w:t>
+      </w:r>
+    </w:p>
+    <w:p>
+      <w:pPr>
+        <w:pStyle w:val="ListParagraph"/>
+        <w:numPr>
+          <w:ilvl w:val="0"/>
+          <w:numId w:val="2"/>
+        </w:numPr>
+        <w:spacing w:before="30" w:after="30"/>
+      </w:pPr>
+      <w:r>
+        <w:rPr>
+          <w:color w:val="000000"/>
+          <w:sz w:val="19"/>
+          <w:szCs w:val="19"/>
+        </w:rPr>
+        <w:t>Stack: Java 21, Spring Boot, AWS, S3, Kubernetes, Maven, JUnit, Lombok, Immutables.</w:t>
       </w:r>
     </w:p>
     <w:p>
@@ -1039,7 +1011,7 @@
           <w:sz w:val="22"/>
           <w:szCs w:val="22"/>
         </w:rPr>
-        <w:t>GHX</w:t>
+        <w:t>Amtrak</w:t>
       </w:r>
       <w:r>
         <w:rPr>
@@ -1051,13 +1023,19 @@
         <w:rPr>
           <w:color w:val="595959"/>
         </w:rPr>
+        <w:t xml:space="preserve">[Allwyn Contractor] </w:t>
+      </w:r>
+      <w:r>
+        <w:rPr>
+          <w:color w:val="595959"/>
+        </w:rPr>
         <w:t>-</w:t>
       </w:r>
       <w:r>
         <w:rPr>
           <w:color w:val="595959"/>
         </w:rPr>
-        <w:t xml:space="preserve"> Louisville, CO</w:t>
+        <w:t xml:space="preserve"> Denver, CO</w:t>
       </w:r>
       <w:r>
         <w:tab/>
@@ -1068,7 +1046,7 @@
           <w:iCs/>
           <w:color w:val="595959"/>
         </w:rPr>
-        <w:t>Jun 2022 – Jan 2023</w:t>
+        <w:t>Feb 2023 – Apr 2024</w:t>
       </w:r>
     </w:p>
     <w:p>
@@ -1101,59 +1079,59 @@
           <w:sz w:val="19"/>
           <w:szCs w:val="19"/>
         </w:rPr>
-        <w:t>Led a team building integration middleware connecting hospital ERP and medical equipment procurement systems to the GHX exchange platform.</w:t>
-      </w:r>
-    </w:p>
-    <w:p>
-      <w:pPr>
-        <w:pStyle w:val="ListParagraph"/>
-        <w:numPr>
-          <w:ilvl w:val="0"/>
-          <w:numId w:val="2"/>
-        </w:numPr>
-        <w:spacing w:before="30" w:after="30"/>
-      </w:pPr>
-      <w:r>
-        <w:rPr>
-          <w:color w:val="000000"/>
-          <w:sz w:val="19"/>
-          <w:szCs w:val="19"/>
-        </w:rPr>
-        <w:t xml:space="preserve">Managed bi-weekly production release cadence with deployments into hundreds of </w:t>
-      </w:r>
-      <w:r>
-        <w:rPr>
-          <w:color w:val="000000"/>
-          <w:sz w:val="19"/>
-          <w:szCs w:val="19"/>
-        </w:rPr>
-        <w:t>instances</w:t>
-      </w:r>
-      <w:r>
-        <w:rPr>
-          <w:color w:val="000000"/>
-          <w:sz w:val="19"/>
-          <w:szCs w:val="19"/>
-        </w:rPr>
-        <w:t>.</w:t>
-      </w:r>
-    </w:p>
-    <w:p>
-      <w:pPr>
-        <w:pStyle w:val="ListParagraph"/>
-        <w:numPr>
-          <w:ilvl w:val="0"/>
-          <w:numId w:val="2"/>
-        </w:numPr>
-        <w:spacing w:before="30" w:after="30"/>
-      </w:pPr>
-      <w:r>
-        <w:rPr>
-          <w:color w:val="000000"/>
-          <w:sz w:val="19"/>
-          <w:szCs w:val="19"/>
-        </w:rPr>
-        <w:t>Stack: Java, AWS (EC2, SQS, S3, Lambda), Oracle, REST, JSON, FTP/sFTP.</w:t>
+        <w:t>Sole author (30,000+ lines) of a full AWS rewrite of Amtrak's customer-facing outbound email system, covering purchase confirmations and trip itineraries across all stations, passenger classes, add-ons, and third-party carriers.</w:t>
+      </w:r>
+    </w:p>
+    <w:p>
+      <w:pPr>
+        <w:pStyle w:val="ListParagraph"/>
+        <w:numPr>
+          <w:ilvl w:val="0"/>
+          <w:numId w:val="2"/>
+        </w:numPr>
+        <w:spacing w:before="30" w:after="30"/>
+      </w:pPr>
+      <w:r>
+        <w:rPr>
+          <w:color w:val="000000"/>
+          <w:sz w:val="19"/>
+          <w:szCs w:val="19"/>
+        </w:rPr>
+        <w:t>Designed observability into the system from the ground up: business and system metrics, alerting, and structured logging with PII protection at all log levels.</w:t>
+      </w:r>
+    </w:p>
+    <w:p>
+      <w:pPr>
+        <w:pStyle w:val="ListParagraph"/>
+        <w:numPr>
+          <w:ilvl w:val="0"/>
+          <w:numId w:val="2"/>
+        </w:numPr>
+        <w:spacing w:before="30" w:after="30"/>
+      </w:pPr>
+      <w:r>
+        <w:rPr>
+          <w:color w:val="000000"/>
+          <w:sz w:val="19"/>
+          <w:szCs w:val="19"/>
+        </w:rPr>
+        <w:t xml:space="preserve">Stack: Java 11, AWS (CloudFormation, Lambda, </w:t>
+      </w:r>
+      <w:r>
+        <w:rPr>
+          <w:color w:val="000000"/>
+          <w:sz w:val="19"/>
+          <w:szCs w:val="19"/>
+        </w:rPr>
+        <w:t>Event Bridge</w:t>
+      </w:r>
+      <w:r>
+        <w:rPr>
+          <w:color w:val="000000"/>
+          <w:sz w:val="19"/>
+          <w:szCs w:val="19"/>
+        </w:rPr>
+        <w:t>, SQS, S3), Spring, FasterXML Jackson, Maven, Immutables.</w:t>
       </w:r>
     </w:p>
     <w:p>
@@ -1171,8 +1149,7 @@
           <w:sz w:val="22"/>
           <w:szCs w:val="22"/>
         </w:rPr>
-        <w:lastRenderedPageBreak/>
-        <w:t>PayPal</w:t>
+        <w:t>GHX</w:t>
       </w:r>
       <w:r>
         <w:rPr>
@@ -1184,13 +1161,19 @@
         <w:rPr>
           <w:color w:val="595959"/>
         </w:rPr>
+        <w:t xml:space="preserve">[Ascendion Contractor] </w:t>
+      </w:r>
+      <w:r>
+        <w:rPr>
+          <w:color w:val="595959"/>
+        </w:rPr>
         <w:t>-</w:t>
       </w:r>
       <w:r>
         <w:rPr>
           <w:color w:val="595959"/>
         </w:rPr>
-        <w:t xml:space="preserve"> Denver, CO</w:t>
+        <w:t xml:space="preserve"> Louisville, CO</w:t>
       </w:r>
       <w:r>
         <w:tab/>
@@ -1201,7 +1184,7 @@
           <w:iCs/>
           <w:color w:val="595959"/>
         </w:rPr>
-        <w:t>Feb 2020 – May 2022</w:t>
+        <w:t>Jun 2022 – Jan 2023</w:t>
       </w:r>
     </w:p>
     <w:p>
@@ -1216,61 +1199,78 @@
           <w:sz w:val="21"/>
           <w:szCs w:val="21"/>
         </w:rPr>
-        <w:t>Software Engineer</w:t>
-      </w:r>
-    </w:p>
-    <w:p>
-      <w:pPr>
-        <w:pStyle w:val="ListParagraph"/>
-        <w:numPr>
-          <w:ilvl w:val="0"/>
-          <w:numId w:val="2"/>
-        </w:numPr>
-        <w:spacing w:before="30" w:after="30"/>
-      </w:pPr>
-      <w:r>
-        <w:rPr>
-          <w:color w:val="000000"/>
-          <w:sz w:val="19"/>
-          <w:szCs w:val="19"/>
-        </w:rPr>
-        <w:t>Implemented direct deposit signup services in Spring Boot and AWS.</w:t>
-      </w:r>
-    </w:p>
-    <w:p>
-      <w:pPr>
-        <w:pStyle w:val="ListParagraph"/>
-        <w:numPr>
-          <w:ilvl w:val="0"/>
-          <w:numId w:val="2"/>
-        </w:numPr>
-        <w:spacing w:before="30" w:after="30"/>
-      </w:pPr>
-      <w:r>
-        <w:rPr>
-          <w:color w:val="000000"/>
-          <w:sz w:val="19"/>
-          <w:szCs w:val="19"/>
-        </w:rPr>
-        <w:t>Built Spring Batch pipeline to migrate bank account data across all PayPal accounts during bank-change operations.</w:t>
-      </w:r>
-    </w:p>
-    <w:p>
-      <w:pPr>
-        <w:pStyle w:val="ListParagraph"/>
-        <w:numPr>
-          <w:ilvl w:val="0"/>
-          <w:numId w:val="2"/>
-        </w:numPr>
-        <w:spacing w:before="30" w:after="30"/>
-      </w:pPr>
-      <w:r>
-        <w:rPr>
-          <w:color w:val="000000"/>
-          <w:sz w:val="19"/>
-          <w:szCs w:val="19"/>
-        </w:rPr>
-        <w:t>Delivered enhancements to the merchant batch report generation system; provided L3 application support.</w:t>
+        <w:t>Senior Software Engineer</w:t>
+      </w:r>
+    </w:p>
+    <w:p>
+      <w:pPr>
+        <w:pStyle w:val="ListParagraph"/>
+        <w:numPr>
+          <w:ilvl w:val="0"/>
+          <w:numId w:val="2"/>
+        </w:numPr>
+        <w:spacing w:before="30" w:after="30"/>
+      </w:pPr>
+      <w:r>
+        <w:rPr>
+          <w:color w:val="000000"/>
+          <w:sz w:val="19"/>
+          <w:szCs w:val="19"/>
+        </w:rPr>
+        <w:lastRenderedPageBreak/>
+        <w:t>Led a team building integration middleware connecting hospital ERP and medical equipment procurement systems to the GHX exchange platform.</w:t>
+      </w:r>
+    </w:p>
+    <w:p>
+      <w:pPr>
+        <w:pStyle w:val="ListParagraph"/>
+        <w:numPr>
+          <w:ilvl w:val="0"/>
+          <w:numId w:val="2"/>
+        </w:numPr>
+        <w:spacing w:before="30" w:after="30"/>
+      </w:pPr>
+      <w:r>
+        <w:rPr>
+          <w:color w:val="000000"/>
+          <w:sz w:val="19"/>
+          <w:szCs w:val="19"/>
+        </w:rPr>
+        <w:t xml:space="preserve">Managed bi-weekly production release cadence with deployments into hundreds of </w:t>
+      </w:r>
+      <w:r>
+        <w:rPr>
+          <w:color w:val="000000"/>
+          <w:sz w:val="19"/>
+          <w:szCs w:val="19"/>
+        </w:rPr>
+        <w:t>instances</w:t>
+      </w:r>
+      <w:r>
+        <w:rPr>
+          <w:color w:val="000000"/>
+          <w:sz w:val="19"/>
+          <w:szCs w:val="19"/>
+        </w:rPr>
+        <w:t>.</w:t>
+      </w:r>
+    </w:p>
+    <w:p>
+      <w:pPr>
+        <w:pStyle w:val="ListParagraph"/>
+        <w:numPr>
+          <w:ilvl w:val="0"/>
+          <w:numId w:val="2"/>
+        </w:numPr>
+        <w:spacing w:before="30" w:after="30"/>
+      </w:pPr>
+      <w:r>
+        <w:rPr>
+          <w:color w:val="000000"/>
+          <w:sz w:val="19"/>
+          <w:szCs w:val="19"/>
+        </w:rPr>
+        <w:t>Stack: Java, AWS (EC2, SQS, S3, Lambda), Oracle, REST, JSON, FTP/sFTP.</w:t>
       </w:r>
     </w:p>
     <w:p>
@@ -1288,13 +1288,19 @@
           <w:sz w:val="22"/>
           <w:szCs w:val="22"/>
         </w:rPr>
-        <w:t>Arris / CommScope</w:t>
+        <w:t>PayPal</w:t>
       </w:r>
       <w:r>
         <w:rPr>
           <w:color w:val="595959"/>
         </w:rPr>
         <w:t xml:space="preserve"> </w:t>
+      </w:r>
+      <w:r>
+        <w:rPr>
+          <w:color w:val="595959"/>
+        </w:rPr>
+        <w:t xml:space="preserve">[TCS Contractor] </w:t>
       </w:r>
       <w:r>
         <w:rPr>
@@ -1317,7 +1323,7 @@
           <w:iCs/>
           <w:color w:val="595959"/>
         </w:rPr>
-        <w:t>Jan 2019 – Oct 2019</w:t>
+        <w:t>Feb 2020 – May 2022</w:t>
       </w:r>
     </w:p>
     <w:p>
@@ -1350,59 +1356,43 @@
           <w:sz w:val="19"/>
           <w:szCs w:val="19"/>
         </w:rPr>
-        <w:t>Modernized the video catalog and merchandising backend (originally authored by Motorola) for Bouygues Telecom, France.</w:t>
-      </w:r>
-    </w:p>
-    <w:p>
-      <w:pPr>
-        <w:pStyle w:val="ListParagraph"/>
-        <w:numPr>
-          <w:ilvl w:val="0"/>
-          <w:numId w:val="2"/>
-        </w:numPr>
-        <w:spacing w:before="30" w:after="30"/>
-      </w:pPr>
-      <w:r>
-        <w:rPr>
-          <w:color w:val="000000"/>
-          <w:sz w:val="19"/>
-          <w:szCs w:val="19"/>
-        </w:rPr>
-        <w:t xml:space="preserve">Stack: Java EE, </w:t>
-      </w:r>
-      <w:proofErr w:type="spellStart"/>
-      <w:r>
-        <w:rPr>
-          <w:color w:val="000000"/>
-          <w:sz w:val="19"/>
-          <w:szCs w:val="19"/>
-        </w:rPr>
-        <w:t>Wildfly</w:t>
-      </w:r>
-      <w:proofErr w:type="spellEnd"/>
-      <w:r>
-        <w:rPr>
-          <w:color w:val="000000"/>
-          <w:sz w:val="19"/>
-          <w:szCs w:val="19"/>
-        </w:rPr>
-        <w:t xml:space="preserve">, </w:t>
-      </w:r>
-      <w:r>
-        <w:rPr>
-          <w:color w:val="000000"/>
-          <w:sz w:val="19"/>
-          <w:szCs w:val="19"/>
-        </w:rPr>
-        <w:t>Glassfish</w:t>
-      </w:r>
-      <w:r>
-        <w:rPr>
-          <w:color w:val="000000"/>
-          <w:sz w:val="19"/>
-          <w:szCs w:val="19"/>
-        </w:rPr>
-        <w:t>, WebSphere, REST, WireMock, Mockito, Postman, Wireshark.</w:t>
+        <w:t>Implemented direct deposit signup services in Spring Boot and AWS.</w:t>
+      </w:r>
+    </w:p>
+    <w:p>
+      <w:pPr>
+        <w:pStyle w:val="ListParagraph"/>
+        <w:numPr>
+          <w:ilvl w:val="0"/>
+          <w:numId w:val="2"/>
+        </w:numPr>
+        <w:spacing w:before="30" w:after="30"/>
+      </w:pPr>
+      <w:r>
+        <w:rPr>
+          <w:color w:val="000000"/>
+          <w:sz w:val="19"/>
+          <w:szCs w:val="19"/>
+        </w:rPr>
+        <w:t>Built Spring Batch pipeline to migrate bank account data across all PayPal accounts during bank-change operations.</w:t>
+      </w:r>
+    </w:p>
+    <w:p>
+      <w:pPr>
+        <w:pStyle w:val="ListParagraph"/>
+        <w:numPr>
+          <w:ilvl w:val="0"/>
+          <w:numId w:val="2"/>
+        </w:numPr>
+        <w:spacing w:before="30" w:after="30"/>
+      </w:pPr>
+      <w:r>
+        <w:rPr>
+          <w:color w:val="000000"/>
+          <w:sz w:val="19"/>
+          <w:szCs w:val="19"/>
+        </w:rPr>
+        <w:t>Delivered enhancements to the merchant batch report generation system; provided L3 application support.</w:t>
       </w:r>
     </w:p>
     <w:p>
@@ -1420,7 +1410,7 @@
           <w:sz w:val="22"/>
           <w:szCs w:val="22"/>
         </w:rPr>
-        <w:t>Comcast</w:t>
+        <w:t>Arris / CommScope</w:t>
       </w:r>
       <w:r>
         <w:rPr>
@@ -1449,7 +1439,7 @@
           <w:iCs/>
           <w:color w:val="595959"/>
         </w:rPr>
-        <w:t>Jan 2018 – Apr 2018</w:t>
+        <w:t>Jan 2019 – Oct 2019</w:t>
       </w:r>
     </w:p>
     <w:p>
@@ -1482,7 +1472,59 @@
           <w:sz w:val="19"/>
           <w:szCs w:val="19"/>
         </w:rPr>
-        <w:t>Migrated a Java monolith to Docker/Kubernetes on AWS; upgraded to Java 11, Angular, Reactive Extensions, and Cucumber.</w:t>
+        <w:t>Modernized the video catalog and merchandising backend (originally authored by Motorola) for Bouygues Telecom, France.</w:t>
+      </w:r>
+    </w:p>
+    <w:p>
+      <w:pPr>
+        <w:pStyle w:val="ListParagraph"/>
+        <w:numPr>
+          <w:ilvl w:val="0"/>
+          <w:numId w:val="2"/>
+        </w:numPr>
+        <w:spacing w:before="30" w:after="30"/>
+      </w:pPr>
+      <w:r>
+        <w:rPr>
+          <w:color w:val="000000"/>
+          <w:sz w:val="19"/>
+          <w:szCs w:val="19"/>
+        </w:rPr>
+        <w:t xml:space="preserve">Stack: Java EE, </w:t>
+      </w:r>
+      <w:proofErr w:type="spellStart"/>
+      <w:r>
+        <w:rPr>
+          <w:color w:val="000000"/>
+          <w:sz w:val="19"/>
+          <w:szCs w:val="19"/>
+        </w:rPr>
+        <w:t>Wildfly</w:t>
+      </w:r>
+      <w:proofErr w:type="spellEnd"/>
+      <w:r>
+        <w:rPr>
+          <w:color w:val="000000"/>
+          <w:sz w:val="19"/>
+          <w:szCs w:val="19"/>
+        </w:rPr>
+        <w:t xml:space="preserve">, </w:t>
+      </w:r>
+      <w:r>
+        <w:rPr>
+          <w:color w:val="000000"/>
+          <w:sz w:val="19"/>
+          <w:szCs w:val="19"/>
+        </w:rPr>
+        <w:t>Glassfish</w:t>
+      </w:r>
+      <w:r>
+        <w:rPr>
+          <w:color w:val="000000"/>
+          <w:sz w:val="19"/>
+          <w:szCs w:val="19"/>
+        </w:rPr>
+        <w:t>, WebSphere, REST, WireMock, Mockito, Postman, Wireshark.</w:t>
       </w:r>
     </w:p>
     <w:p>
@@ -1500,13 +1542,19 @@
           <w:sz w:val="22"/>
           <w:szCs w:val="22"/>
         </w:rPr>
-        <w:t>Charter Communications</w:t>
+        <w:t>Comcast</w:t>
       </w:r>
       <w:r>
         <w:rPr>
           <w:color w:val="595959"/>
         </w:rPr>
         <w:t xml:space="preserve"> </w:t>
+      </w:r>
+      <w:r>
+        <w:rPr>
+          <w:color w:val="595959"/>
+        </w:rPr>
+        <w:t xml:space="preserve">[Arris Contractor] </w:t>
       </w:r>
       <w:r>
         <w:rPr>
@@ -1529,7 +1577,7 @@
           <w:iCs/>
           <w:color w:val="595959"/>
         </w:rPr>
-        <w:t>Jan 2016 – Dec 2017</w:t>
+        <w:t>Jan 2018 – Apr 2018</w:t>
       </w:r>
     </w:p>
     <w:p>
@@ -1562,7 +1610,7 @@
           <w:sz w:val="19"/>
           <w:szCs w:val="19"/>
         </w:rPr>
-        <w:t>Maintained and extended 100+ Java microservices on AWS, leveraging Netflix OSS, Cassandra, RxJava, SQS, SNS, S3, and ActiveMQ.</w:t>
+        <w:t>Migrated a Java monolith to Docker/Kubernetes on AWS; upgraded to Java 11, Angular, Reactive Extensions, and Cucumber.</w:t>
       </w:r>
     </w:p>
     <w:p>
@@ -1580,13 +1628,19 @@
           <w:sz w:val="22"/>
           <w:szCs w:val="22"/>
         </w:rPr>
-        <w:t>Comcast</w:t>
+        <w:t>Charter Communications</w:t>
       </w:r>
       <w:r>
         <w:rPr>
           <w:color w:val="595959"/>
         </w:rPr>
         <w:t xml:space="preserve"> </w:t>
+      </w:r>
+      <w:r>
+        <w:rPr>
+          <w:color w:val="595959"/>
+        </w:rPr>
+        <w:t xml:space="preserve">[Appzlogic Contractor] </w:t>
       </w:r>
       <w:r>
         <w:rPr>
@@ -1609,7 +1663,7 @@
           <w:iCs/>
           <w:color w:val="595959"/>
         </w:rPr>
-        <w:t>Sep 2014 – Feb 2015</w:t>
+        <w:t>Jan 2016 – Dec 2017</w:t>
       </w:r>
     </w:p>
     <w:p>
@@ -1642,33 +1696,7 @@
           <w:sz w:val="19"/>
           <w:szCs w:val="19"/>
         </w:rPr>
-        <w:t xml:space="preserve">Designed and built </w:t>
-      </w:r>
-      <w:proofErr w:type="spellStart"/>
-      <w:r>
-        <w:rPr>
-          <w:color w:val="000000"/>
-          <w:sz w:val="19"/>
-          <w:szCs w:val="19"/>
-        </w:rPr>
-        <w:t>RxJDBC</w:t>
-      </w:r>
-      <w:proofErr w:type="spellEnd"/>
-      <w:r>
-        <w:rPr>
-          <w:color w:val="000000"/>
-          <w:sz w:val="19"/>
-          <w:szCs w:val="19"/>
-        </w:rPr>
-        <w:t xml:space="preserve"> (R2BC)</w:t>
-      </w:r>
-      <w:r>
-        <w:rPr>
-          <w:color w:val="000000"/>
-          <w:sz w:val="19"/>
-          <w:szCs w:val="19"/>
-        </w:rPr>
-        <w:t xml:space="preserve"> — a Reactive Extensions + RabbitMQ front-end to Oracle DB as part of the platform Resiliency Project.</w:t>
+        <w:t>Maintained and extended 100+ Java microservices on AWS, leveraging Netflix OSS, Cassandra, RxJava, SQS, SNS, S3, and ActiveMQ.</w:t>
       </w:r>
     </w:p>
     <w:p>
@@ -1686,7 +1714,7 @@
           <w:sz w:val="22"/>
           <w:szCs w:val="22"/>
         </w:rPr>
-        <w:t>Tendril, Inc.</w:t>
+        <w:t>Comcast</w:t>
       </w:r>
       <w:r>
         <w:rPr>
@@ -1698,13 +1726,19 @@
         <w:rPr>
           <w:color w:val="595959"/>
         </w:rPr>
+        <w:t xml:space="preserve">[Contractor] </w:t>
+      </w:r>
+      <w:r>
+        <w:rPr>
+          <w:color w:val="595959"/>
+        </w:rPr>
         <w:t>-</w:t>
       </w:r>
       <w:r>
         <w:rPr>
           <w:color w:val="595959"/>
         </w:rPr>
-        <w:t xml:space="preserve"> Boulder, CO</w:t>
+        <w:t xml:space="preserve"> Denver, CO</w:t>
       </w:r>
       <w:r>
         <w:tab/>
@@ -1715,7 +1749,7 @@
           <w:iCs/>
           <w:color w:val="595959"/>
         </w:rPr>
-        <w:t>Feb 2014 – May 2014</w:t>
+        <w:t>Sep 2014 – Feb 2015</w:t>
       </w:r>
     </w:p>
     <w:p>
@@ -1748,7 +1782,33 @@
           <w:sz w:val="19"/>
           <w:szCs w:val="19"/>
         </w:rPr>
-        <w:t>Back-end development on SOA microservices using Finagle, Protobuf, Scala, and cloud infrastructure; BDD with Cucumber/PostgreSQL.</w:t>
+        <w:t xml:space="preserve">Designed and built </w:t>
+      </w:r>
+      <w:proofErr w:type="spellStart"/>
+      <w:r>
+        <w:rPr>
+          <w:color w:val="000000"/>
+          <w:sz w:val="19"/>
+          <w:szCs w:val="19"/>
+        </w:rPr>
+        <w:t>RxJDBC</w:t>
+      </w:r>
+      <w:proofErr w:type="spellEnd"/>
+      <w:r>
+        <w:rPr>
+          <w:color w:val="000000"/>
+          <w:sz w:val="19"/>
+          <w:szCs w:val="19"/>
+        </w:rPr>
+        <w:t xml:space="preserve"> (R2BC)</w:t>
+      </w:r>
+      <w:r>
+        <w:rPr>
+          <w:color w:val="000000"/>
+          <w:sz w:val="19"/>
+          <w:szCs w:val="19"/>
+        </w:rPr>
+        <w:t xml:space="preserve"> — a Reactive Extensions + RabbitMQ front-end to Oracle DB as part of the platform Resiliency Project.</w:t>
       </w:r>
     </w:p>
     <w:p>
@@ -1766,7 +1826,7 @@
           <w:sz w:val="22"/>
           <w:szCs w:val="22"/>
         </w:rPr>
-        <w:t>JDA Software Group, Inc.</w:t>
+        <w:t>Tendril, Inc.</w:t>
       </w:r>
       <w:r>
         <w:rPr>
@@ -1784,7 +1844,7 @@
         <w:rPr>
           <w:color w:val="595959"/>
         </w:rPr>
-        <w:t xml:space="preserve"> Denver, CO</w:t>
+        <w:t xml:space="preserve"> Boulder, CO</w:t>
       </w:r>
       <w:r>
         <w:tab/>
@@ -1795,7 +1855,7 @@
           <w:iCs/>
           <w:color w:val="595959"/>
         </w:rPr>
-        <w:t>Feb 2010 – Dec 2013</w:t>
+        <w:t>Feb 2014 – May 2014</w:t>
       </w:r>
     </w:p>
     <w:p>
@@ -1810,77 +1870,25 @@
           <w:sz w:val="21"/>
           <w:szCs w:val="21"/>
         </w:rPr>
-        <w:t>Senior Software Engineer</w:t>
-      </w:r>
-    </w:p>
-    <w:p>
-      <w:pPr>
-        <w:pStyle w:val="ListParagraph"/>
-        <w:numPr>
-          <w:ilvl w:val="0"/>
-          <w:numId w:val="2"/>
-        </w:numPr>
-        <w:spacing w:before="30" w:after="30"/>
-      </w:pPr>
-      <w:r>
-        <w:rPr>
-          <w:color w:val="000000"/>
-          <w:sz w:val="19"/>
-          <w:szCs w:val="19"/>
-        </w:rPr>
-        <w:t>Project lead integrating iOS/Android mobile task management with legacy J2EE web platform, serving Fortune 500 customers.</w:t>
-      </w:r>
-    </w:p>
-    <w:p>
-      <w:pPr>
-        <w:pStyle w:val="ListParagraph"/>
-        <w:numPr>
-          <w:ilvl w:val="0"/>
-          <w:numId w:val="2"/>
-        </w:numPr>
-        <w:spacing w:before="30" w:after="30"/>
-      </w:pPr>
-      <w:r>
-        <w:rPr>
-          <w:color w:val="000000"/>
-          <w:sz w:val="19"/>
-          <w:szCs w:val="19"/>
-        </w:rPr>
-        <w:t>Engineered for scalability and performance across high-volume enterprise deployments.</w:t>
-      </w:r>
-    </w:p>
-    <w:p>
-      <w:pPr>
-        <w:pStyle w:val="ListParagraph"/>
-        <w:numPr>
-          <w:ilvl w:val="0"/>
-          <w:numId w:val="2"/>
-        </w:numPr>
-        <w:spacing w:before="30" w:after="30"/>
-      </w:pPr>
-      <w:r>
-        <w:rPr>
-          <w:color w:val="000000"/>
-          <w:sz w:val="19"/>
-          <w:szCs w:val="19"/>
-        </w:rPr>
-        <w:t>Stack: OSGi, Gradle, Ext</w:t>
-      </w:r>
-      <w:r>
-        <w:rPr>
-          <w:color w:val="000000"/>
-          <w:sz w:val="19"/>
-          <w:szCs w:val="19"/>
-        </w:rPr>
-        <w:t>-</w:t>
-      </w:r>
-      <w:r>
-        <w:rPr>
-          <w:color w:val="000000"/>
-          <w:sz w:val="19"/>
-          <w:szCs w:val="19"/>
-        </w:rPr>
-        <w:t>JS, SQL Server, AWS, Git/Mercurial/SVN.</w:t>
+        <w:t>Software Engineer</w:t>
+      </w:r>
+    </w:p>
+    <w:p>
+      <w:pPr>
+        <w:pStyle w:val="ListParagraph"/>
+        <w:numPr>
+          <w:ilvl w:val="0"/>
+          <w:numId w:val="2"/>
+        </w:numPr>
+        <w:spacing w:before="30" w:after="30"/>
+      </w:pPr>
+      <w:r>
+        <w:rPr>
+          <w:color w:val="000000"/>
+          <w:sz w:val="19"/>
+          <w:szCs w:val="19"/>
+        </w:rPr>
+        <w:t>Back-end development on SOA microservices using Finagle, Protobuf, Scala, and cloud infrastructure; BDD with Cucumber/PostgreSQL.</w:t>
       </w:r>
     </w:p>
     <w:p>
@@ -1898,7 +1906,7 @@
           <w:sz w:val="22"/>
           <w:szCs w:val="22"/>
         </w:rPr>
-        <w:t>Independent Consultant</w:t>
+        <w:t>JDA Software Group, Inc.</w:t>
       </w:r>
       <w:r>
         <w:rPr>
@@ -1927,7 +1935,7 @@
           <w:iCs/>
           <w:color w:val="595959"/>
         </w:rPr>
-        <w:t>Jan 2008 – Dec 2009</w:t>
+        <w:t>Feb 2010 – Dec 2013</w:t>
       </w:r>
     </w:p>
     <w:p>
@@ -1942,43 +1950,61 @@
           <w:sz w:val="21"/>
           <w:szCs w:val="21"/>
         </w:rPr>
-        <w:t>Software Developer</w:t>
-      </w:r>
-    </w:p>
-    <w:p>
-      <w:pPr>
-        <w:pStyle w:val="ListParagraph"/>
-        <w:numPr>
-          <w:ilvl w:val="0"/>
-          <w:numId w:val="2"/>
-        </w:numPr>
-        <w:spacing w:before="30" w:after="30"/>
-      </w:pPr>
-      <w:r>
-        <w:rPr>
-          <w:color w:val="000000"/>
-          <w:sz w:val="19"/>
-          <w:szCs w:val="19"/>
-        </w:rPr>
-        <w:t xml:space="preserve">Extended and maintained a JEE merchandise inventory system for clients including BellSouth, eBay, Frontier Airlines, </w:t>
-      </w:r>
-      <w:proofErr w:type="spellStart"/>
-      <w:r>
-        <w:rPr>
-          <w:color w:val="000000"/>
-          <w:sz w:val="19"/>
-          <w:szCs w:val="19"/>
-        </w:rPr>
-        <w:t>AmDocs</w:t>
-      </w:r>
-      <w:proofErr w:type="spellEnd"/>
-      <w:r>
-        <w:rPr>
-          <w:color w:val="000000"/>
-          <w:sz w:val="19"/>
-          <w:szCs w:val="19"/>
-        </w:rPr>
-        <w:t>, and E</w:t>
+        <w:t>Senior Software Engineer</w:t>
+      </w:r>
+    </w:p>
+    <w:p>
+      <w:pPr>
+        <w:pStyle w:val="ListParagraph"/>
+        <w:numPr>
+          <w:ilvl w:val="0"/>
+          <w:numId w:val="2"/>
+        </w:numPr>
+        <w:spacing w:before="30" w:after="30"/>
+      </w:pPr>
+      <w:r>
+        <w:rPr>
+          <w:color w:val="000000"/>
+          <w:sz w:val="19"/>
+          <w:szCs w:val="19"/>
+        </w:rPr>
+        <w:t>Project lead integrating iOS/Android mobile task management with legacy J2EE web platform, serving Fortune 500 customers.</w:t>
+      </w:r>
+    </w:p>
+    <w:p>
+      <w:pPr>
+        <w:pStyle w:val="ListParagraph"/>
+        <w:numPr>
+          <w:ilvl w:val="0"/>
+          <w:numId w:val="2"/>
+        </w:numPr>
+        <w:spacing w:before="30" w:after="30"/>
+      </w:pPr>
+      <w:r>
+        <w:rPr>
+          <w:color w:val="000000"/>
+          <w:sz w:val="19"/>
+          <w:szCs w:val="19"/>
+        </w:rPr>
+        <w:t>Engineered for scalability and performance across high-volume enterprise deployments.</w:t>
+      </w:r>
+    </w:p>
+    <w:p>
+      <w:pPr>
+        <w:pStyle w:val="ListParagraph"/>
+        <w:numPr>
+          <w:ilvl w:val="0"/>
+          <w:numId w:val="2"/>
+        </w:numPr>
+        <w:spacing w:before="30" w:after="30"/>
+      </w:pPr>
+      <w:r>
+        <w:rPr>
+          <w:color w:val="000000"/>
+          <w:sz w:val="19"/>
+          <w:szCs w:val="19"/>
+        </w:rPr>
+        <w:t>Stack: OSGi, Gradle, Ext</w:t>
       </w:r>
       <w:r>
         <w:rPr>
@@ -1988,23 +2014,13 @@
         </w:rPr>
         <w:t>-</w:t>
       </w:r>
-      <w:proofErr w:type="spellStart"/>
-      <w:r>
-        <w:rPr>
-          <w:color w:val="000000"/>
-          <w:sz w:val="19"/>
-          <w:szCs w:val="19"/>
-        </w:rPr>
-        <w:t>tilize</w:t>
-      </w:r>
-      <w:proofErr w:type="spellEnd"/>
-      <w:r>
-        <w:rPr>
-          <w:color w:val="000000"/>
-          <w:sz w:val="19"/>
-          <w:szCs w:val="19"/>
-        </w:rPr>
-        <w:t>. Stack: Java, Spring, MySQL.</w:t>
+      <w:r>
+        <w:rPr>
+          <w:color w:val="000000"/>
+          <w:sz w:val="19"/>
+          <w:szCs w:val="19"/>
+        </w:rPr>
+        <w:t>JS, SQL Server, AWS, Git/Mercurial/SVN.</w:t>
       </w:r>
     </w:p>
     <w:p>
@@ -2022,7 +2038,7 @@
           <w:sz w:val="22"/>
           <w:szCs w:val="22"/>
         </w:rPr>
-        <w:t>Evolution Hosting, Inc.</w:t>
+        <w:t>Independent Consultant</w:t>
       </w:r>
       <w:r>
         <w:rPr>
@@ -2040,7 +2056,7 @@
         <w:rPr>
           <w:color w:val="595959"/>
         </w:rPr>
-        <w:t xml:space="preserve"> Louisville, CO</w:t>
+        <w:t xml:space="preserve"> Denver, CO</w:t>
       </w:r>
       <w:r>
         <w:tab/>
@@ -2051,7 +2067,7 @@
           <w:iCs/>
           <w:color w:val="595959"/>
         </w:rPr>
-        <w:t>Feb 2007 – Dec 2007</w:t>
+        <w:t>Jan 2008 – Dec 2009</w:t>
       </w:r>
     </w:p>
     <w:p>
@@ -2066,43 +2082,69 @@
           <w:sz w:val="21"/>
           <w:szCs w:val="21"/>
         </w:rPr>
-        <w:t>Chief Operating Officer</w:t>
-      </w:r>
-    </w:p>
-    <w:p>
-      <w:pPr>
-        <w:pStyle w:val="ListParagraph"/>
-        <w:numPr>
-          <w:ilvl w:val="0"/>
-          <w:numId w:val="2"/>
-        </w:numPr>
-        <w:spacing w:before="30" w:after="30"/>
-      </w:pPr>
-      <w:r>
-        <w:rPr>
-          <w:color w:val="000000"/>
-          <w:sz w:val="19"/>
-          <w:szCs w:val="19"/>
-        </w:rPr>
-        <w:t>Operated Linux-based data center hosting J2EE applications for clients including Wells Fargo, Crocs, and Hunter Douglas.</w:t>
-      </w:r>
-    </w:p>
-    <w:p>
-      <w:pPr>
-        <w:pStyle w:val="ListParagraph"/>
-        <w:numPr>
-          <w:ilvl w:val="0"/>
-          <w:numId w:val="2"/>
-        </w:numPr>
-        <w:spacing w:before="30" w:after="30"/>
-      </w:pPr>
-      <w:r>
-        <w:rPr>
-          <w:color w:val="000000"/>
-          <w:sz w:val="19"/>
-          <w:szCs w:val="19"/>
-        </w:rPr>
-        <w:t>Stack: J2EE, Linux, VMware, Xen, AWS, MySQL.</w:t>
+        <w:t>Software Developer</w:t>
+      </w:r>
+    </w:p>
+    <w:p>
+      <w:pPr>
+        <w:pStyle w:val="ListParagraph"/>
+        <w:numPr>
+          <w:ilvl w:val="0"/>
+          <w:numId w:val="2"/>
+        </w:numPr>
+        <w:spacing w:before="30" w:after="30"/>
+      </w:pPr>
+      <w:r>
+        <w:rPr>
+          <w:color w:val="000000"/>
+          <w:sz w:val="19"/>
+          <w:szCs w:val="19"/>
+        </w:rPr>
+        <w:t xml:space="preserve">Extended and maintained a JEE merchandise inventory system for clients including BellSouth, eBay, Frontier Airlines, </w:t>
+      </w:r>
+      <w:proofErr w:type="spellStart"/>
+      <w:r>
+        <w:rPr>
+          <w:color w:val="000000"/>
+          <w:sz w:val="19"/>
+          <w:szCs w:val="19"/>
+        </w:rPr>
+        <w:t>AmDocs</w:t>
+      </w:r>
+      <w:proofErr w:type="spellEnd"/>
+      <w:r>
+        <w:rPr>
+          <w:color w:val="000000"/>
+          <w:sz w:val="19"/>
+          <w:szCs w:val="19"/>
+        </w:rPr>
+        <w:t>, and E</w:t>
+      </w:r>
+      <w:r>
+        <w:rPr>
+          <w:color w:val="000000"/>
+          <w:sz w:val="19"/>
+          <w:szCs w:val="19"/>
+        </w:rPr>
+        <w:t>-</w:t>
+      </w:r>
+      <w:proofErr w:type="spellStart"/>
+      <w:r>
+        <w:rPr>
+          <w:color w:val="000000"/>
+          <w:sz w:val="19"/>
+          <w:szCs w:val="19"/>
+        </w:rPr>
+        <w:t>tilize</w:t>
+      </w:r>
+      <w:proofErr w:type="spellEnd"/>
+      <w:r>
+        <w:rPr>
+          <w:color w:val="000000"/>
+          <w:sz w:val="19"/>
+          <w:szCs w:val="19"/>
+        </w:rPr>
+        <w:t>. Stack: Java, Spring, MySQL.</w:t>
       </w:r>
     </w:p>
     <w:p>
@@ -2120,7 +2162,7 @@
           <w:sz w:val="22"/>
           <w:szCs w:val="22"/>
         </w:rPr>
-        <w:t>Independent Consultant</w:t>
+        <w:t>Evolution Hosting, Inc.</w:t>
       </w:r>
       <w:r>
         <w:rPr>
@@ -2138,7 +2180,7 @@
         <w:rPr>
           <w:color w:val="595959"/>
         </w:rPr>
-        <w:t xml:space="preserve"> Denver, CO</w:t>
+        <w:t xml:space="preserve"> Louisville, CO</w:t>
       </w:r>
       <w:r>
         <w:tab/>
@@ -2149,7 +2191,7 @@
           <w:iCs/>
           <w:color w:val="595959"/>
         </w:rPr>
-        <w:t>Feb 2004 – Jan 2007</w:t>
+        <w:t>Feb 2007 – Dec 2007</w:t>
       </w:r>
     </w:p>
     <w:p>
@@ -2164,43 +2206,43 @@
           <w:sz w:val="21"/>
           <w:szCs w:val="21"/>
         </w:rPr>
-        <w:t>Software Developer</w:t>
-      </w:r>
-    </w:p>
-    <w:p>
-      <w:pPr>
-        <w:pStyle w:val="ListParagraph"/>
-        <w:numPr>
-          <w:ilvl w:val="0"/>
-          <w:numId w:val="2"/>
-        </w:numPr>
-        <w:spacing w:before="30" w:after="30"/>
-      </w:pPr>
-      <w:r>
-        <w:rPr>
-          <w:color w:val="000000"/>
-          <w:sz w:val="19"/>
-          <w:szCs w:val="19"/>
-        </w:rPr>
-        <w:t>Built a high-throughput NIO client achieving 100 Mb/s message rates.</w:t>
-      </w:r>
-    </w:p>
-    <w:p>
-      <w:pPr>
-        <w:pStyle w:val="ListParagraph"/>
-        <w:numPr>
-          <w:ilvl w:val="0"/>
-          <w:numId w:val="2"/>
-        </w:numPr>
-        <w:spacing w:before="30" w:after="30"/>
-      </w:pPr>
-      <w:r>
-        <w:rPr>
-          <w:color w:val="000000"/>
-          <w:sz w:val="19"/>
-          <w:szCs w:val="19"/>
-        </w:rPr>
-        <w:t>Consulted at eBay, Frontier Airlines, BellSouth, and Skyway representing Sun Microsystems.</w:t>
+        <w:t>Chief Operating Officer</w:t>
+      </w:r>
+    </w:p>
+    <w:p>
+      <w:pPr>
+        <w:pStyle w:val="ListParagraph"/>
+        <w:numPr>
+          <w:ilvl w:val="0"/>
+          <w:numId w:val="2"/>
+        </w:numPr>
+        <w:spacing w:before="30" w:after="30"/>
+      </w:pPr>
+      <w:r>
+        <w:rPr>
+          <w:color w:val="000000"/>
+          <w:sz w:val="19"/>
+          <w:szCs w:val="19"/>
+        </w:rPr>
+        <w:t>Operated Linux-based data center hosting J2EE applications for clients including Wells Fargo, Crocs, and Hunter Douglas.</w:t>
+      </w:r>
+    </w:p>
+    <w:p>
+      <w:pPr>
+        <w:pStyle w:val="ListParagraph"/>
+        <w:numPr>
+          <w:ilvl w:val="0"/>
+          <w:numId w:val="2"/>
+        </w:numPr>
+        <w:spacing w:before="30" w:after="30"/>
+      </w:pPr>
+      <w:r>
+        <w:rPr>
+          <w:color w:val="000000"/>
+          <w:sz w:val="19"/>
+          <w:szCs w:val="19"/>
+        </w:rPr>
+        <w:t>Stack: J2EE, Linux, VMware, Xen, AWS, MySQL.</w:t>
       </w:r>
     </w:p>
     <w:p>
@@ -2218,7 +2260,7 @@
           <w:sz w:val="22"/>
           <w:szCs w:val="22"/>
         </w:rPr>
-        <w:t>Packexpo, Inc.</w:t>
+        <w:t>Independent Consultant</w:t>
       </w:r>
       <w:r>
         <w:rPr>
@@ -2236,7 +2278,7 @@
         <w:rPr>
           <w:color w:val="595959"/>
         </w:rPr>
-        <w:t xml:space="preserve"> Fairfax, VA</w:t>
+        <w:t xml:space="preserve"> Denver, CO</w:t>
       </w:r>
       <w:r>
         <w:tab/>
@@ -2247,7 +2289,7 @@
           <w:iCs/>
           <w:color w:val="595959"/>
         </w:rPr>
-        <w:t>Feb 2002 – Feb 2004</w:t>
+        <w:t>Feb 2004 – Jan 2007</w:t>
       </w:r>
     </w:p>
     <w:p>
@@ -2262,25 +2304,44 @@
           <w:sz w:val="21"/>
           <w:szCs w:val="21"/>
         </w:rPr>
-        <w:t>Software Architect</w:t>
-      </w:r>
-    </w:p>
-    <w:p>
-      <w:pPr>
-        <w:pStyle w:val="ListParagraph"/>
-        <w:numPr>
-          <w:ilvl w:val="0"/>
-          <w:numId w:val="2"/>
-        </w:numPr>
-        <w:spacing w:before="30" w:after="30"/>
-      </w:pPr>
-      <w:r>
-        <w:rPr>
-          <w:color w:val="000000"/>
-          <w:sz w:val="19"/>
-          <w:szCs w:val="19"/>
-        </w:rPr>
-        <w:t>Designed and built a reporting system for packaging advertising services. Stack: JBoss, Linux, MySQL, Java, Groovy, JSP.</w:t>
+        <w:t>Software Developer</w:t>
+      </w:r>
+    </w:p>
+    <w:p>
+      <w:pPr>
+        <w:pStyle w:val="ListParagraph"/>
+        <w:numPr>
+          <w:ilvl w:val="0"/>
+          <w:numId w:val="2"/>
+        </w:numPr>
+        <w:spacing w:before="30" w:after="30"/>
+      </w:pPr>
+      <w:r>
+        <w:rPr>
+          <w:color w:val="000000"/>
+          <w:sz w:val="19"/>
+          <w:szCs w:val="19"/>
+        </w:rPr>
+        <w:t>Built a high-throughput NIO client achieving 100 Mb/s message rates.</w:t>
+      </w:r>
+    </w:p>
+    <w:p>
+      <w:pPr>
+        <w:pStyle w:val="ListParagraph"/>
+        <w:numPr>
+          <w:ilvl w:val="0"/>
+          <w:numId w:val="2"/>
+        </w:numPr>
+        <w:spacing w:before="30" w:after="30"/>
+      </w:pPr>
+      <w:r>
+        <w:rPr>
+          <w:color w:val="000000"/>
+          <w:sz w:val="19"/>
+          <w:szCs w:val="19"/>
+        </w:rPr>
+        <w:lastRenderedPageBreak/>
+        <w:t>Consulted at eBay, Frontier Airlines, BellSouth, and Skyway representing Sun Microsystems.</w:t>
       </w:r>
     </w:p>
     <w:p>
@@ -2298,7 +2359,86 @@
           <w:sz w:val="22"/>
           <w:szCs w:val="22"/>
         </w:rPr>
-        <w:lastRenderedPageBreak/>
+        <w:t>Packexpo, Inc.</w:t>
+      </w:r>
+      <w:r>
+        <w:rPr>
+          <w:color w:val="595959"/>
+        </w:rPr>
+        <w:t xml:space="preserve"> </w:t>
+      </w:r>
+      <w:r>
+        <w:rPr>
+          <w:color w:val="595959"/>
+        </w:rPr>
+        <w:t>-</w:t>
+      </w:r>
+      <w:r>
+        <w:rPr>
+          <w:color w:val="595959"/>
+        </w:rPr>
+        <w:t xml:space="preserve"> Fairfax, VA</w:t>
+      </w:r>
+      <w:r>
+        <w:tab/>
+      </w:r>
+      <w:r>
+        <w:rPr>
+          <w:i/>
+          <w:iCs/>
+          <w:color w:val="595959"/>
+        </w:rPr>
+        <w:t>Feb 2002 – Feb 2004</w:t>
+      </w:r>
+    </w:p>
+    <w:p>
+      <w:pPr>
+        <w:spacing w:after="60"/>
+      </w:pPr>
+      <w:r>
+        <w:rPr>
+          <w:b/>
+          <w:bCs/>
+          <w:color w:val="2E75B6"/>
+          <w:sz w:val="21"/>
+          <w:szCs w:val="21"/>
+        </w:rPr>
+        <w:t>Software Architect</w:t>
+      </w:r>
+    </w:p>
+    <w:p>
+      <w:pPr>
+        <w:pStyle w:val="ListParagraph"/>
+        <w:numPr>
+          <w:ilvl w:val="0"/>
+          <w:numId w:val="2"/>
+        </w:numPr>
+        <w:spacing w:before="30" w:after="30"/>
+      </w:pPr>
+      <w:r>
+        <w:rPr>
+          <w:color w:val="000000"/>
+          <w:sz w:val="19"/>
+          <w:szCs w:val="19"/>
+        </w:rPr>
+        <w:t>Designed and built a reporting system for packaging advertising services. Stack: JBoss, Linux, MySQL, Java, Groovy, JSP.</w:t>
+      </w:r>
+    </w:p>
+    <w:p>
+      <w:pPr>
+        <w:tabs>
+          <w:tab w:val="right" w:pos="9026"/>
+        </w:tabs>
+        <w:spacing w:before="180"/>
+      </w:pPr>
+      <w:r>
+        <w:rPr>
+          <w:b/>
+          <w:bCs/>
+          <w:color w:val="1F3864"/>
+          <w:sz w:val="22"/>
+          <w:szCs w:val="22"/>
+        </w:rPr>
         <w:t>Sun Microsystems, Inc.</w:t>
       </w:r>
       <w:r>

--- a/html/tiffanytimbric/Tiffany_Timbric-resume.docx
+++ b/html/tiffanytimbric/Tiffany_Timbric-resume.docx
@@ -841,7 +841,13 @@
         <w:rPr>
           <w:color w:val="595959"/>
         </w:rPr>
-        <w:t xml:space="preserve"> [KMC Contractor] - Denver, CO</w:t>
+        <w:t xml:space="preserve"> - </w:t>
+      </w:r>
+      <w:r>
+        <w:rPr>
+          <w:color w:val="595959"/>
+        </w:rPr>
+        <w:t>KMC Contractor - Denver, CO</w:t>
       </w:r>
       <w:r>
         <w:tab/>
@@ -1017,13 +1023,13 @@
         <w:rPr>
           <w:color w:val="595959"/>
         </w:rPr>
-        <w:t xml:space="preserve"> </w:t>
-      </w:r>
-      <w:r>
-        <w:rPr>
-          <w:color w:val="595959"/>
-        </w:rPr>
-        <w:t xml:space="preserve">[Allwyn Contractor] </w:t>
+        <w:t xml:space="preserve"> - </w:t>
+      </w:r>
+      <w:r>
+        <w:rPr>
+          <w:color w:val="595959"/>
+        </w:rPr>
+        <w:t xml:space="preserve">Allwyn Contractor </w:t>
       </w:r>
       <w:r>
         <w:rPr>
@@ -1155,13 +1161,13 @@
         <w:rPr>
           <w:color w:val="595959"/>
         </w:rPr>
-        <w:t xml:space="preserve"> </w:t>
-      </w:r>
-      <w:r>
-        <w:rPr>
-          <w:color w:val="595959"/>
-        </w:rPr>
-        <w:t xml:space="preserve">[Ascendion Contractor] </w:t>
+        <w:t xml:space="preserve"> - </w:t>
+      </w:r>
+      <w:r>
+        <w:rPr>
+          <w:color w:val="595959"/>
+        </w:rPr>
+        <w:t xml:space="preserve">Ascendion Contractor </w:t>
       </w:r>
       <w:r>
         <w:rPr>
@@ -1294,13 +1300,13 @@
         <w:rPr>
           <w:color w:val="595959"/>
         </w:rPr>
-        <w:t xml:space="preserve"> </w:t>
-      </w:r>
-      <w:r>
-        <w:rPr>
-          <w:color w:val="595959"/>
-        </w:rPr>
-        <w:t xml:space="preserve">[TCS Contractor] </w:t>
+        <w:t xml:space="preserve"> - </w:t>
+      </w:r>
+      <w:r>
+        <w:rPr>
+          <w:color w:val="595959"/>
+        </w:rPr>
+        <w:t xml:space="preserve">TCS Contractor </w:t>
       </w:r>
       <w:r>
         <w:rPr>
@@ -1548,13 +1554,13 @@
         <w:rPr>
           <w:color w:val="595959"/>
         </w:rPr>
-        <w:t xml:space="preserve"> </w:t>
-      </w:r>
-      <w:r>
-        <w:rPr>
-          <w:color w:val="595959"/>
-        </w:rPr>
-        <w:t xml:space="preserve">[Arris Contractor] </w:t>
+        <w:t xml:space="preserve"> - </w:t>
+      </w:r>
+      <w:r>
+        <w:rPr>
+          <w:color w:val="595959"/>
+        </w:rPr>
+        <w:t xml:space="preserve">Arris Contractor </w:t>
       </w:r>
       <w:r>
         <w:rPr>
@@ -1720,13 +1726,13 @@
         <w:rPr>
           <w:color w:val="595959"/>
         </w:rPr>
-        <w:t xml:space="preserve"> </w:t>
-      </w:r>
-      <w:r>
-        <w:rPr>
-          <w:color w:val="595959"/>
-        </w:rPr>
-        <w:t xml:space="preserve">[Contractor] </w:t>
+        <w:t xml:space="preserve"> - </w:t>
+      </w:r>
+      <w:r>
+        <w:rPr>
+          <w:color w:val="595959"/>
+        </w:rPr>
+        <w:t xml:space="preserve">Contractor </w:t>
       </w:r>
       <w:r>
         <w:rPr>
